--- a/КС/ЛАБА 1.docx
+++ b/КС/ЛАБА 1.docx
@@ -127,18 +127,8 @@
           <w:sz w:val="28"/>
           <w:szCs w:val="28"/>
         </w:rPr>
-        <w:t xml:space="preserve">Колледж </w:t>
-      </w:r>
-      <w:proofErr w:type="spellStart"/>
-      <w:r>
-        <w:rPr>
-          <w:color w:val="000000" w:themeColor="text1"/>
-          <w:sz w:val="28"/>
-          <w:szCs w:val="28"/>
-        </w:rPr>
-        <w:t>ВятГУ</w:t>
-      </w:r>
-      <w:proofErr w:type="spellEnd"/>
+        <w:t>Колледж ВятГУ</w:t>
+      </w:r>
     </w:p>
     <w:p>
       <w:pPr>
@@ -765,107 +755,7 @@
           <w:sz w:val="28"/>
           <w:szCs w:val="28"/>
         </w:rPr>
-        <w:t xml:space="preserve"> получить практические навыки использования стандартных сетевых утилит командной строки операционной системы Windows (таких как </w:t>
-      </w:r>
-      <w:proofErr w:type="spellStart"/>
-      <w:r>
-        <w:rPr>
-          <w:rFonts w:ascii="Times New Roman" w:hAnsi="Times New Roman" w:cs="Times New Roman"/>
-          <w:color w:val="000000" w:themeColor="text1"/>
-          <w:sz w:val="28"/>
-          <w:szCs w:val="28"/>
-        </w:rPr>
-        <w:t>ipconfig</w:t>
-      </w:r>
-      <w:proofErr w:type="spellEnd"/>
-      <w:r>
-        <w:rPr>
-          <w:rFonts w:ascii="Times New Roman" w:hAnsi="Times New Roman" w:cs="Times New Roman"/>
-          <w:color w:val="000000" w:themeColor="text1"/>
-          <w:sz w:val="28"/>
-          <w:szCs w:val="28"/>
-        </w:rPr>
-        <w:t xml:space="preserve">, </w:t>
-      </w:r>
-      <w:proofErr w:type="spellStart"/>
-      <w:r>
-        <w:rPr>
-          <w:rFonts w:ascii="Times New Roman" w:hAnsi="Times New Roman" w:cs="Times New Roman"/>
-          <w:color w:val="000000" w:themeColor="text1"/>
-          <w:sz w:val="28"/>
-          <w:szCs w:val="28"/>
-        </w:rPr>
-        <w:t>ping</w:t>
-      </w:r>
-      <w:proofErr w:type="spellEnd"/>
-      <w:r>
-        <w:rPr>
-          <w:rFonts w:ascii="Times New Roman" w:hAnsi="Times New Roman" w:cs="Times New Roman"/>
-          <w:color w:val="000000" w:themeColor="text1"/>
-          <w:sz w:val="28"/>
-          <w:szCs w:val="28"/>
-        </w:rPr>
-        <w:t xml:space="preserve">, </w:t>
-      </w:r>
-      <w:proofErr w:type="spellStart"/>
-      <w:r>
-        <w:rPr>
-          <w:rFonts w:ascii="Times New Roman" w:hAnsi="Times New Roman" w:cs="Times New Roman"/>
-          <w:color w:val="000000" w:themeColor="text1"/>
-          <w:sz w:val="28"/>
-          <w:szCs w:val="28"/>
-        </w:rPr>
-        <w:t>nslookup</w:t>
-      </w:r>
-      <w:proofErr w:type="spellEnd"/>
-      <w:r>
-        <w:rPr>
-          <w:rFonts w:ascii="Times New Roman" w:hAnsi="Times New Roman" w:cs="Times New Roman"/>
-          <w:color w:val="000000" w:themeColor="text1"/>
-          <w:sz w:val="28"/>
-          <w:szCs w:val="28"/>
-        </w:rPr>
-        <w:t xml:space="preserve">, </w:t>
-      </w:r>
-      <w:proofErr w:type="spellStart"/>
-      <w:r>
-        <w:rPr>
-          <w:rFonts w:ascii="Times New Roman" w:hAnsi="Times New Roman" w:cs="Times New Roman"/>
-          <w:color w:val="000000" w:themeColor="text1"/>
-          <w:sz w:val="28"/>
-          <w:szCs w:val="28"/>
-        </w:rPr>
-        <w:t>tracert</w:t>
-      </w:r>
-      <w:proofErr w:type="spellEnd"/>
-      <w:r>
-        <w:rPr>
-          <w:rFonts w:ascii="Times New Roman" w:hAnsi="Times New Roman" w:cs="Times New Roman"/>
-          <w:color w:val="000000" w:themeColor="text1"/>
-          <w:sz w:val="28"/>
-          <w:szCs w:val="28"/>
-        </w:rPr>
-        <w:t xml:space="preserve">, </w:t>
-      </w:r>
-      <w:proofErr w:type="spellStart"/>
-      <w:r>
-        <w:rPr>
-          <w:rFonts w:ascii="Times New Roman" w:hAnsi="Times New Roman" w:cs="Times New Roman"/>
-          <w:color w:val="000000" w:themeColor="text1"/>
-          <w:sz w:val="28"/>
-          <w:szCs w:val="28"/>
-        </w:rPr>
-        <w:t>hostname</w:t>
-      </w:r>
-      <w:proofErr w:type="spellEnd"/>
-      <w:r>
-        <w:rPr>
-          <w:rFonts w:ascii="Times New Roman" w:hAnsi="Times New Roman" w:cs="Times New Roman"/>
-          <w:color w:val="000000" w:themeColor="text1"/>
-          <w:sz w:val="28"/>
-          <w:szCs w:val="28"/>
-        </w:rPr>
-        <w:t xml:space="preserve"> и др.) для диагностики и анализа параметров сетевого подключения, определения IP-адресов, маршрутизации трафика, проверки доступности удалённых узлов и работы с DNS</w:t>
+        <w:t xml:space="preserve"> получить практические навыки использования стандартных сетевых утилит командной строки операционной системы Windows (таких как ipconfig, ping, nslookup, tracert, hostname и др.) для диагностики и анализа параметров сетевого подключения, определения IP-адресов, маршрутизации трафика, проверки доступности удалённых узлов и работы с DNS</w:t>
       </w:r>
       <w:r>
         <w:rPr>
@@ -996,7 +886,6 @@
                 <w:szCs w:val="28"/>
               </w:rPr>
             </w:pPr>
-            <w:proofErr w:type="spellStart"/>
             <w:r>
               <w:rPr>
                 <w:rFonts w:ascii="Times New Roman" w:hAnsi="Times New Roman" w:cs="Times New Roman"/>
@@ -1006,19 +895,7 @@
                 <w:sz w:val="28"/>
                 <w:szCs w:val="28"/>
               </w:rPr>
-              <w:t>Исп-ая</w:t>
-            </w:r>
-            <w:proofErr w:type="spellEnd"/>
-            <w:r>
-              <w:rPr>
-                <w:rFonts w:ascii="Times New Roman" w:hAnsi="Times New Roman" w:cs="Times New Roman"/>
-                <w:b/>
-                <w:bCs/>
-                <w:color w:val="000000" w:themeColor="text1"/>
-                <w:sz w:val="28"/>
-                <w:szCs w:val="28"/>
-              </w:rPr>
-              <w:t xml:space="preserve"> утилита</w:t>
+              <w:t>Исп-ая утилита</w:t>
             </w:r>
           </w:p>
         </w:tc>
@@ -1291,7 +1168,6 @@
                 <w:szCs w:val="28"/>
               </w:rPr>
             </w:pPr>
-            <w:proofErr w:type="spellStart"/>
             <w:r>
               <w:rPr>
                 <w:rFonts w:ascii="Times New Roman" w:hAnsi="Times New Roman" w:cs="Times New Roman"/>
@@ -1302,7 +1178,6 @@
               </w:rPr>
               <w:t>IPv</w:t>
             </w:r>
-            <w:proofErr w:type="spellEnd"/>
             <w:r>
               <w:rPr>
                 <w:rFonts w:ascii="Times New Roman" w:hAnsi="Times New Roman" w:cs="Times New Roman"/>
@@ -1823,7 +1698,6 @@
                 <w:szCs w:val="28"/>
               </w:rPr>
             </w:pPr>
-            <w:proofErr w:type="spellStart"/>
             <w:r>
               <w:rPr>
                 <w:rFonts w:ascii="Times New Roman" w:hAnsi="Times New Roman" w:cs="Times New Roman"/>
@@ -1833,19 +1707,7 @@
                 <w:sz w:val="28"/>
                 <w:szCs w:val="28"/>
               </w:rPr>
-              <w:t>Исп-ая</w:t>
-            </w:r>
-            <w:proofErr w:type="spellEnd"/>
-            <w:r>
-              <w:rPr>
-                <w:rFonts w:ascii="Times New Roman" w:hAnsi="Times New Roman" w:cs="Times New Roman"/>
-                <w:b/>
-                <w:bCs/>
-                <w:color w:val="000000" w:themeColor="text1"/>
-                <w:sz w:val="28"/>
-                <w:szCs w:val="28"/>
-              </w:rPr>
-              <w:t xml:space="preserve"> утилита</w:t>
+              <w:t>Исп-ая утилита</w:t>
             </w:r>
           </w:p>
         </w:tc>
@@ -2136,7 +1998,6 @@
                 <w:szCs w:val="28"/>
               </w:rPr>
             </w:pPr>
-            <w:proofErr w:type="spellStart"/>
             <w:r>
               <w:rPr>
                 <w:rFonts w:ascii="Times New Roman" w:hAnsi="Times New Roman" w:cs="Times New Roman"/>
@@ -2146,19 +2007,7 @@
                 <w:sz w:val="28"/>
                 <w:szCs w:val="28"/>
               </w:rPr>
-              <w:t>Исп-ая</w:t>
-            </w:r>
-            <w:proofErr w:type="spellEnd"/>
-            <w:r>
-              <w:rPr>
-                <w:rFonts w:ascii="Times New Roman" w:hAnsi="Times New Roman" w:cs="Times New Roman"/>
-                <w:b/>
-                <w:bCs/>
-                <w:color w:val="000000" w:themeColor="text1"/>
-                <w:sz w:val="28"/>
-                <w:szCs w:val="28"/>
-              </w:rPr>
-              <w:t xml:space="preserve"> утилита</w:t>
+              <w:t>Исп-ая утилита</w:t>
             </w:r>
           </w:p>
         </w:tc>
@@ -2407,7 +2256,6 @@
         </w:rPr>
         <w:t xml:space="preserve">А) </w:t>
       </w:r>
-      <w:proofErr w:type="gramStart"/>
       <w:r>
         <w:rPr>
           <w:rFonts w:ascii="Times New Roman" w:hAnsi="Times New Roman" w:cs="Times New Roman"/>
@@ -2424,9 +2272,37 @@
           <w:sz w:val="28"/>
           <w:szCs w:val="28"/>
         </w:rPr>
-        <w:t>:</w:t>
-      </w:r>
-      <w:proofErr w:type="gramEnd"/>
+        <w:t xml:space="preserve">: </w:t>
+      </w:r>
+      <w:r>
+        <w:rPr>
+          <w:rFonts w:ascii="Times New Roman" w:hAnsi="Times New Roman" w:cs="Times New Roman"/>
+          <w:color w:val="000000" w:themeColor="text1"/>
+          <w:sz w:val="28"/>
+          <w:szCs w:val="28"/>
+          <w:lang w:val="en-US"/>
+        </w:rPr>
+        <w:t>vk</w:t>
+      </w:r>
+      <w:r>
+        <w:rPr>
+          <w:rFonts w:ascii="Times New Roman" w:hAnsi="Times New Roman" w:cs="Times New Roman"/>
+          <w:color w:val="000000" w:themeColor="text1"/>
+          <w:sz w:val="28"/>
+          <w:szCs w:val="28"/>
+        </w:rPr>
+        <w:t>.</w:t>
+      </w:r>
+      <w:r>
+        <w:rPr>
+          <w:rFonts w:ascii="Times New Roman" w:hAnsi="Times New Roman" w:cs="Times New Roman"/>
+          <w:color w:val="000000" w:themeColor="text1"/>
+          <w:sz w:val="28"/>
+          <w:szCs w:val="28"/>
+          <w:lang w:val="en-US"/>
+        </w:rPr>
+        <w:t>com</w:t>
+      </w:r>
       <w:r>
         <w:rPr>
           <w:rFonts w:ascii="Times New Roman" w:hAnsi="Times New Roman" w:cs="Times New Roman"/>
@@ -2436,7 +2312,6 @@
         </w:rPr>
         <w:t xml:space="preserve"> </w:t>
       </w:r>
-      <w:proofErr w:type="spellStart"/>
       <w:r>
         <w:rPr>
           <w:rFonts w:ascii="Times New Roman" w:hAnsi="Times New Roman" w:cs="Times New Roman"/>
@@ -2445,9 +2320,75 @@
           <w:szCs w:val="28"/>
           <w:lang w:val="en-US"/>
         </w:rPr>
-        <w:t>vk</w:t>
-      </w:r>
-      <w:proofErr w:type="spellEnd"/>
+        <w:t>ip</w:t>
+      </w:r>
+      <w:r>
+        <w:rPr>
+          <w:rFonts w:ascii="Times New Roman" w:hAnsi="Times New Roman" w:cs="Times New Roman"/>
+          <w:color w:val="000000" w:themeColor="text1"/>
+          <w:sz w:val="28"/>
+          <w:szCs w:val="28"/>
+        </w:rPr>
+        <w:t xml:space="preserve">: </w:t>
+      </w:r>
+      <w:r>
+        <w:rPr>
+          <w:rFonts w:ascii="Times New Roman" w:hAnsi="Times New Roman" w:cs="Times New Roman"/>
+          <w:color w:val="000000" w:themeColor="text1"/>
+          <w:sz w:val="28"/>
+          <w:szCs w:val="28"/>
+        </w:rPr>
+        <w:t>87.240.129.133</w:t>
+      </w:r>
+    </w:p>
+    <w:p>
+      <w:pPr>
+        <w:spacing w:line="360" w:lineRule="auto"/>
+        <w:jc w:val="both"/>
+        <w:rPr>
+          <w:rFonts w:ascii="Times New Roman" w:hAnsi="Times New Roman" w:cs="Times New Roman"/>
+          <w:color w:val="000000" w:themeColor="text1"/>
+          <w:sz w:val="28"/>
+          <w:szCs w:val="28"/>
+        </w:rPr>
+      </w:pPr>
+      <w:r>
+        <w:rPr>
+          <w:rFonts w:ascii="Times New Roman" w:hAnsi="Times New Roman" w:cs="Times New Roman"/>
+          <w:color w:val="000000" w:themeColor="text1"/>
+          <w:sz w:val="28"/>
+          <w:szCs w:val="28"/>
+        </w:rPr>
+        <w:t xml:space="preserve">Б) </w:t>
+      </w:r>
+      <w:r>
+        <w:rPr>
+          <w:rFonts w:ascii="Times New Roman" w:hAnsi="Times New Roman" w:cs="Times New Roman"/>
+          <w:color w:val="000000" w:themeColor="text1"/>
+          <w:sz w:val="28"/>
+          <w:szCs w:val="28"/>
+        </w:rPr>
+        <w:t xml:space="preserve">Домен </w:t>
+      </w:r>
+      <w:r>
+        <w:rPr>
+          <w:rFonts w:ascii="Times New Roman" w:hAnsi="Times New Roman" w:cs="Times New Roman"/>
+          <w:color w:val="000000" w:themeColor="text1"/>
+          <w:sz w:val="28"/>
+          <w:szCs w:val="28"/>
+        </w:rPr>
+        <w:t xml:space="preserve">: </w:t>
+      </w:r>
+      <w:r>
+        <w:rPr>
+          <w:rFonts w:ascii="Times New Roman" w:hAnsi="Times New Roman" w:cs="Times New Roman"/>
+          <w:color w:val="000000" w:themeColor="text1"/>
+          <w:sz w:val="28"/>
+          <w:szCs w:val="28"/>
+          <w:lang w:val="en-US"/>
+        </w:rPr>
+        <w:t>github</w:t>
+      </w:r>
       <w:r>
         <w:rPr>
           <w:rFonts w:ascii="Times New Roman" w:hAnsi="Times New Roman" w:cs="Times New Roman"/>
@@ -2476,7 +2417,6 @@
         </w:rPr>
         <w:t xml:space="preserve"> </w:t>
       </w:r>
-      <w:proofErr w:type="spellStart"/>
       <w:r>
         <w:rPr>
           <w:rFonts w:ascii="Times New Roman" w:hAnsi="Times New Roman" w:cs="Times New Roman"/>
@@ -2487,7 +2427,6 @@
         </w:rPr>
         <w:t>ip</w:t>
       </w:r>
-      <w:proofErr w:type="spellEnd"/>
       <w:r>
         <w:rPr>
           <w:rFonts w:ascii="Times New Roman" w:hAnsi="Times New Roman" w:cs="Times New Roman"/>
@@ -2504,184 +2443,64 @@
           <w:sz w:val="28"/>
           <w:szCs w:val="28"/>
         </w:rPr>
-        <w:t>87.240.129.133</w:t>
-      </w:r>
-    </w:p>
-    <w:p>
-      <w:pPr>
-        <w:spacing w:line="360" w:lineRule="auto"/>
-        <w:jc w:val="both"/>
-        <w:rPr>
-          <w:rFonts w:ascii="Times New Roman" w:hAnsi="Times New Roman" w:cs="Times New Roman"/>
-          <w:color w:val="000000" w:themeColor="text1"/>
-          <w:sz w:val="28"/>
-          <w:szCs w:val="28"/>
-        </w:rPr>
-      </w:pPr>
-      <w:r>
-        <w:rPr>
-          <w:rFonts w:ascii="Times New Roman" w:hAnsi="Times New Roman" w:cs="Times New Roman"/>
-          <w:color w:val="000000" w:themeColor="text1"/>
-          <w:sz w:val="28"/>
-          <w:szCs w:val="28"/>
-        </w:rPr>
-        <w:t xml:space="preserve">Б) </w:t>
-      </w:r>
-      <w:proofErr w:type="gramStart"/>
-      <w:r>
-        <w:rPr>
-          <w:rFonts w:ascii="Times New Roman" w:hAnsi="Times New Roman" w:cs="Times New Roman"/>
-          <w:color w:val="000000" w:themeColor="text1"/>
-          <w:sz w:val="28"/>
-          <w:szCs w:val="28"/>
-        </w:rPr>
-        <w:t xml:space="preserve">Домен </w:t>
-      </w:r>
-      <w:r>
-        <w:rPr>
-          <w:rFonts w:ascii="Times New Roman" w:hAnsi="Times New Roman" w:cs="Times New Roman"/>
-          <w:color w:val="000000" w:themeColor="text1"/>
-          <w:sz w:val="28"/>
-          <w:szCs w:val="28"/>
-        </w:rPr>
-        <w:t>:</w:t>
-      </w:r>
-      <w:proofErr w:type="gramEnd"/>
-      <w:r>
-        <w:rPr>
-          <w:rFonts w:ascii="Times New Roman" w:hAnsi="Times New Roman" w:cs="Times New Roman"/>
-          <w:color w:val="000000" w:themeColor="text1"/>
-          <w:sz w:val="28"/>
-          <w:szCs w:val="28"/>
-        </w:rPr>
-        <w:t xml:space="preserve"> </w:t>
-      </w:r>
-      <w:proofErr w:type="spellStart"/>
-      <w:r>
-        <w:rPr>
-          <w:rFonts w:ascii="Times New Roman" w:hAnsi="Times New Roman" w:cs="Times New Roman"/>
+        <w:t>140.82.121.3</w:t>
+      </w:r>
+    </w:p>
+    <w:p>
+      <w:pPr>
+        <w:spacing w:line="360" w:lineRule="auto"/>
+        <w:jc w:val="both"/>
+        <w:rPr>
+          <w:rFonts w:ascii="Times New Roman" w:hAnsi="Times New Roman" w:cs="Times New Roman"/>
+          <w:b/>
+          <w:bCs/>
           <w:color w:val="000000" w:themeColor="text1"/>
           <w:sz w:val="28"/>
           <w:szCs w:val="28"/>
           <w:lang w:val="en-US"/>
         </w:rPr>
-        <w:t>github</w:t>
-      </w:r>
-      <w:proofErr w:type="spellEnd"/>
-      <w:r>
-        <w:rPr>
-          <w:rFonts w:ascii="Times New Roman" w:hAnsi="Times New Roman" w:cs="Times New Roman"/>
-          <w:color w:val="000000" w:themeColor="text1"/>
-          <w:sz w:val="28"/>
-          <w:szCs w:val="28"/>
-        </w:rPr>
-        <w:t>.</w:t>
-      </w:r>
-      <w:r>
-        <w:rPr>
-          <w:rFonts w:ascii="Times New Roman" w:hAnsi="Times New Roman" w:cs="Times New Roman"/>
+      </w:pPr>
+      <w:r>
+        <w:rPr>
+          <w:rFonts w:ascii="Times New Roman" w:hAnsi="Times New Roman" w:cs="Times New Roman"/>
+          <w:b/>
+          <w:bCs/>
+          <w:color w:val="000000" w:themeColor="text1"/>
+          <w:sz w:val="28"/>
+          <w:szCs w:val="28"/>
+        </w:rPr>
+        <w:t>2.</w:t>
+      </w:r>
+    </w:p>
+    <w:p>
+      <w:pPr>
+        <w:spacing w:line="360" w:lineRule="auto"/>
+        <w:jc w:val="both"/>
+        <w:rPr>
+          <w:rFonts w:ascii="Times New Roman" w:hAnsi="Times New Roman" w:cs="Times New Roman"/>
+          <w:b/>
+          <w:bCs/>
           <w:color w:val="000000" w:themeColor="text1"/>
           <w:sz w:val="28"/>
           <w:szCs w:val="28"/>
           <w:lang w:val="en-US"/>
         </w:rPr>
-        <w:t>com</w:t>
-      </w:r>
-      <w:r>
-        <w:rPr>
-          <w:rFonts w:ascii="Times New Roman" w:hAnsi="Times New Roman" w:cs="Times New Roman"/>
-          <w:color w:val="000000" w:themeColor="text1"/>
-          <w:sz w:val="28"/>
-          <w:szCs w:val="28"/>
-        </w:rPr>
-        <w:t xml:space="preserve"> </w:t>
-      </w:r>
-      <w:proofErr w:type="spellStart"/>
-      <w:r>
-        <w:rPr>
-          <w:rFonts w:ascii="Times New Roman" w:hAnsi="Times New Roman" w:cs="Times New Roman"/>
+      </w:pPr>
+      <w:r>
+        <w:rPr>
+          <w:rFonts w:ascii="Times New Roman" w:hAnsi="Times New Roman" w:cs="Times New Roman"/>
+          <w:b/>
+          <w:bCs/>
+          <w:noProof/>
           <w:color w:val="000000" w:themeColor="text1"/>
           <w:sz w:val="28"/>
           <w:szCs w:val="28"/>
           <w:lang w:val="en-US"/>
         </w:rPr>
-        <w:t>ip</w:t>
-      </w:r>
-      <w:proofErr w:type="spellEnd"/>
-      <w:r>
-        <w:rPr>
-          <w:rFonts w:ascii="Times New Roman" w:hAnsi="Times New Roman" w:cs="Times New Roman"/>
-          <w:color w:val="000000" w:themeColor="text1"/>
-          <w:sz w:val="28"/>
-          <w:szCs w:val="28"/>
-        </w:rPr>
-        <w:t xml:space="preserve">: </w:t>
-      </w:r>
-      <w:r>
-        <w:rPr>
-          <w:rFonts w:ascii="Times New Roman" w:hAnsi="Times New Roman" w:cs="Times New Roman"/>
-          <w:color w:val="000000" w:themeColor="text1"/>
-          <w:sz w:val="28"/>
-          <w:szCs w:val="28"/>
-        </w:rPr>
-        <w:t>140.82.121.3</w:t>
-      </w:r>
-    </w:p>
-    <w:p>
-      <w:pPr>
-        <w:spacing w:line="360" w:lineRule="auto"/>
-        <w:jc w:val="both"/>
-        <w:rPr>
-          <w:rFonts w:ascii="Times New Roman" w:hAnsi="Times New Roman" w:cs="Times New Roman"/>
-          <w:b/>
-          <w:bCs/>
-          <w:color w:val="000000" w:themeColor="text1"/>
-          <w:sz w:val="28"/>
-          <w:szCs w:val="28"/>
-          <w:lang w:val="en-US"/>
-        </w:rPr>
-      </w:pPr>
-      <w:r>
-        <w:rPr>
-          <w:rFonts w:ascii="Times New Roman" w:hAnsi="Times New Roman" w:cs="Times New Roman"/>
-          <w:b/>
-          <w:bCs/>
-          <w:color w:val="000000" w:themeColor="text1"/>
-          <w:sz w:val="28"/>
-          <w:szCs w:val="28"/>
-        </w:rPr>
-        <w:t>2.</w:t>
-      </w:r>
-    </w:p>
-    <w:p>
-      <w:pPr>
-        <w:spacing w:line="360" w:lineRule="auto"/>
-        <w:jc w:val="both"/>
-        <w:rPr>
-          <w:rFonts w:ascii="Times New Roman" w:hAnsi="Times New Roman" w:cs="Times New Roman"/>
-          <w:b/>
-          <w:bCs/>
-          <w:color w:val="000000" w:themeColor="text1"/>
-          <w:sz w:val="28"/>
-          <w:szCs w:val="28"/>
-          <w:lang w:val="en-US"/>
-        </w:rPr>
-      </w:pPr>
-      <w:r>
-        <w:rPr>
-          <w:rFonts w:ascii="Times New Roman" w:hAnsi="Times New Roman" w:cs="Times New Roman"/>
-          <w:b/>
-          <w:bCs/>
-          <w:noProof/>
-          <w:color w:val="000000" w:themeColor="text1"/>
-          <w:sz w:val="28"/>
-          <w:szCs w:val="28"/>
-          <w:lang w:val="en-US"/>
-        </w:rPr>
         <w:drawing>
-          <wp:inline distT="0" distB="0" distL="0" distR="0" wp14:anchorId="2C45479F" wp14:editId="07235834">
-            <wp:extent cx="4953693" cy="581106"/>
-            <wp:effectExtent l="0" t="0" r="0" b="9525"/>
+          <wp:inline distT="0" distB="0" distL="0" distR="0" wp14:anchorId="2C45479F" wp14:editId="05F20BBD">
+            <wp:extent cx="5115397" cy="600075"/>
+            <wp:effectExtent l="0" t="0" r="9525" b="0"/>
             <wp:docPr id="698000368" name="Рисунок 1"/>
             <wp:cNvGraphicFramePr>
               <a:graphicFrameLocks xmlns:a="http://schemas.openxmlformats.org/drawingml/2006/main" noChangeAspect="1"/>
@@ -2708,7 +2527,7 @@
                   <pic:spPr>
                     <a:xfrm>
                       <a:off x="0" y="0"/>
-                      <a:ext cx="4953693" cy="581106"/>
+                      <a:ext cx="5121373" cy="600776"/>
                     </a:xfrm>
                     <a:prstGeom prst="rect">
                       <a:avLst/>
@@ -2740,15 +2559,16 @@
           <w:rFonts w:ascii="Times New Roman" w:hAnsi="Times New Roman" w:cs="Times New Roman"/>
           <w:b/>
           <w:bCs/>
+          <w:noProof/>
           <w:color w:val="000000" w:themeColor="text1"/>
           <w:sz w:val="28"/>
           <w:szCs w:val="28"/>
           <w:lang w:val="en-US"/>
         </w:rPr>
         <w:drawing>
-          <wp:inline distT="0" distB="0" distL="0" distR="0" wp14:anchorId="02172928" wp14:editId="646261F2">
-            <wp:extent cx="4994945" cy="581025"/>
-            <wp:effectExtent l="0" t="0" r="0" b="0"/>
+          <wp:inline distT="0" distB="0" distL="0" distR="0" wp14:anchorId="02172928" wp14:editId="53339E07">
+            <wp:extent cx="5076829" cy="590550"/>
+            <wp:effectExtent l="0" t="0" r="9525" b="0"/>
             <wp:docPr id="320092573" name="Рисунок 1"/>
             <wp:cNvGraphicFramePr>
               <a:graphicFrameLocks xmlns:a="http://schemas.openxmlformats.org/drawingml/2006/main" noChangeAspect="1"/>
@@ -2769,7 +2589,7 @@
                   <pic:spPr>
                     <a:xfrm>
                       <a:off x="0" y="0"/>
-                      <a:ext cx="5037719" cy="586001"/>
+                      <a:ext cx="5127383" cy="596431"/>
                     </a:xfrm>
                     <a:prstGeom prst="rect">
                       <a:avLst/>
@@ -2791,7 +2611,6 @@
           <w:color w:val="000000" w:themeColor="text1"/>
           <w:sz w:val="28"/>
           <w:szCs w:val="28"/>
-          <w:lang w:val="en-US"/>
         </w:rPr>
       </w:pPr>
       <w:r>
@@ -3018,7 +2837,6 @@
               </w:rPr>
               <w:t xml:space="preserve">28 </w:t>
             </w:r>
-            <w:proofErr w:type="spellStart"/>
             <w:r>
               <w:rPr>
                 <w:rFonts w:ascii="Times New Roman" w:hAnsi="Times New Roman" w:cs="Times New Roman"/>
@@ -3028,7 +2846,6 @@
               </w:rPr>
               <w:t>мсек</w:t>
             </w:r>
-            <w:proofErr w:type="spellEnd"/>
           </w:p>
         </w:tc>
         <w:tc>
@@ -3057,7 +2874,6 @@
               </w:rPr>
               <w:t xml:space="preserve">60 </w:t>
             </w:r>
-            <w:proofErr w:type="spellStart"/>
             <w:r>
               <w:rPr>
                 <w:rFonts w:ascii="Times New Roman" w:hAnsi="Times New Roman" w:cs="Times New Roman"/>
@@ -3067,7 +2883,6 @@
               </w:rPr>
               <w:t>мсек</w:t>
             </w:r>
-            <w:proofErr w:type="spellEnd"/>
           </w:p>
         </w:tc>
       </w:tr>
@@ -3094,27 +2909,7 @@
                 <w:sz w:val="28"/>
                 <w:szCs w:val="28"/>
               </w:rPr>
-              <w:t xml:space="preserve">Кол-во </w:t>
-            </w:r>
-            <w:proofErr w:type="spellStart"/>
-            <w:r>
-              <w:rPr>
-                <w:rFonts w:ascii="Times New Roman" w:hAnsi="Times New Roman" w:cs="Times New Roman"/>
-                <w:color w:val="000000" w:themeColor="text1"/>
-                <w:sz w:val="28"/>
-                <w:szCs w:val="28"/>
-              </w:rPr>
-              <w:t>потеряных</w:t>
-            </w:r>
-            <w:proofErr w:type="spellEnd"/>
-            <w:r>
-              <w:rPr>
-                <w:rFonts w:ascii="Times New Roman" w:hAnsi="Times New Roman" w:cs="Times New Roman"/>
-                <w:color w:val="000000" w:themeColor="text1"/>
-                <w:sz w:val="28"/>
-                <w:szCs w:val="28"/>
-              </w:rPr>
-              <w:t xml:space="preserve"> пакетов</w:t>
+              <w:t>Кол-во потеряных пакетов</w:t>
             </w:r>
           </w:p>
         </w:tc>
@@ -3193,6 +2988,7 @@
           <w:rFonts w:ascii="Times New Roman" w:hAnsi="Times New Roman" w:cs="Times New Roman"/>
           <w:b/>
           <w:bCs/>
+          <w:noProof/>
           <w:color w:val="000000" w:themeColor="text1"/>
           <w:sz w:val="28"/>
           <w:szCs w:val="28"/>
@@ -3282,18 +3078,7 @@
           <w:szCs w:val="28"/>
         </w:rPr>
         <w:lastRenderedPageBreak/>
-        <w:t xml:space="preserve">Задание </w:t>
-      </w:r>
-      <w:r>
-        <w:rPr>
-          <w:rFonts w:ascii="Times New Roman" w:hAnsi="Times New Roman" w:cs="Times New Roman"/>
-          <w:b/>
-          <w:bCs/>
-          <w:color w:val="000000" w:themeColor="text1"/>
-          <w:sz w:val="28"/>
-          <w:szCs w:val="28"/>
-        </w:rPr>
-        <w:t>4</w:t>
+        <w:t>Задание 4</w:t>
       </w:r>
     </w:p>
     <w:tbl>
@@ -3334,7 +3119,6 @@
               </w:rPr>
               <w:t xml:space="preserve">Домен или </w:t>
             </w:r>
-            <w:proofErr w:type="spellStart"/>
             <w:r>
               <w:rPr>
                 <w:rFonts w:ascii="Times New Roman" w:hAnsi="Times New Roman" w:cs="Times New Roman"/>
@@ -3345,7 +3129,6 @@
               </w:rPr>
               <w:t>ip</w:t>
             </w:r>
-            <w:proofErr w:type="spellEnd"/>
           </w:p>
         </w:tc>
         <w:tc>
@@ -3364,7 +3147,6 @@
                 <w:szCs w:val="28"/>
               </w:rPr>
             </w:pPr>
-            <w:proofErr w:type="spellStart"/>
             <w:r>
               <w:rPr>
                 <w:rFonts w:ascii="Times New Roman" w:hAnsi="Times New Roman" w:cs="Times New Roman"/>
@@ -3374,7 +3156,6 @@
               </w:rPr>
               <w:t>Хопы</w:t>
             </w:r>
-            <w:proofErr w:type="spellEnd"/>
           </w:p>
         </w:tc>
         <w:tc>
@@ -3393,25 +3174,14 @@
                 <w:szCs w:val="28"/>
               </w:rPr>
             </w:pPr>
-            <w:proofErr w:type="spellStart"/>
-            <w:r>
-              <w:rPr>
-                <w:rFonts w:ascii="Times New Roman" w:hAnsi="Times New Roman" w:cs="Times New Roman"/>
-                <w:color w:val="000000" w:themeColor="text1"/>
-                <w:sz w:val="28"/>
-                <w:szCs w:val="28"/>
-              </w:rPr>
-              <w:t>Исп-ая</w:t>
-            </w:r>
-            <w:proofErr w:type="spellEnd"/>
-            <w:r>
-              <w:rPr>
-                <w:rFonts w:ascii="Times New Roman" w:hAnsi="Times New Roman" w:cs="Times New Roman"/>
-                <w:color w:val="000000" w:themeColor="text1"/>
-                <w:sz w:val="28"/>
-                <w:szCs w:val="28"/>
-              </w:rPr>
-              <w:t xml:space="preserve"> утилита</w:t>
+            <w:r>
+              <w:rPr>
+                <w:rFonts w:ascii="Times New Roman" w:hAnsi="Times New Roman" w:cs="Times New Roman"/>
+                <w:color w:val="000000" w:themeColor="text1"/>
+                <w:sz w:val="28"/>
+                <w:szCs w:val="28"/>
+              </w:rPr>
+              <w:t>Исп-ая утилита</w:t>
             </w:r>
           </w:p>
         </w:tc>
@@ -3490,7 +3260,6 @@
                 <w:lang w:val="en-US"/>
               </w:rPr>
             </w:pPr>
-            <w:proofErr w:type="spellStart"/>
             <w:r>
               <w:rPr>
                 <w:rFonts w:ascii="Times New Roman" w:hAnsi="Times New Roman" w:cs="Times New Roman"/>
@@ -3511,7 +3280,6 @@
               </w:rPr>
               <w:t>t</w:t>
             </w:r>
-            <w:proofErr w:type="spellEnd"/>
           </w:p>
         </w:tc>
       </w:tr>
@@ -3592,7 +3360,6 @@
                 <w:szCs w:val="28"/>
               </w:rPr>
             </w:pPr>
-            <w:proofErr w:type="spellStart"/>
             <w:r>
               <w:rPr>
                 <w:rFonts w:ascii="Times New Roman" w:hAnsi="Times New Roman" w:cs="Times New Roman"/>
@@ -3613,7 +3380,6 @@
               </w:rPr>
               <w:t>t</w:t>
             </w:r>
-            <w:proofErr w:type="spellEnd"/>
           </w:p>
         </w:tc>
       </w:tr>
@@ -3637,6 +3403,7 @@
           <w:rFonts w:ascii="Times New Roman" w:hAnsi="Times New Roman" w:cs="Times New Roman"/>
           <w:b/>
           <w:bCs/>
+          <w:noProof/>
           <w:color w:val="000000" w:themeColor="text1"/>
           <w:sz w:val="28"/>
           <w:szCs w:val="28"/>
@@ -3697,6 +3464,7 @@
           <w:rFonts w:ascii="Times New Roman" w:hAnsi="Times New Roman" w:cs="Times New Roman"/>
           <w:b/>
           <w:bCs/>
+          <w:noProof/>
           <w:color w:val="000000" w:themeColor="text1"/>
           <w:sz w:val="28"/>
           <w:szCs w:val="28"/>
@@ -3757,27 +3525,7 @@
           <w:sz w:val="28"/>
           <w:szCs w:val="28"/>
         </w:rPr>
-        <w:t xml:space="preserve">Вывод (для </w:t>
-      </w:r>
-      <w:proofErr w:type="spellStart"/>
-      <w:r>
-        <w:rPr>
-          <w:rFonts w:ascii="Times New Roman" w:hAnsi="Times New Roman" w:cs="Times New Roman"/>
-          <w:color w:val="000000" w:themeColor="text1"/>
-          <w:sz w:val="28"/>
-          <w:szCs w:val="28"/>
-        </w:rPr>
-        <w:t>гитхаба</w:t>
-      </w:r>
-      <w:proofErr w:type="spellEnd"/>
-      <w:r>
-        <w:rPr>
-          <w:rFonts w:ascii="Times New Roman" w:hAnsi="Times New Roman" w:cs="Times New Roman"/>
-          <w:color w:val="000000" w:themeColor="text1"/>
-          <w:sz w:val="28"/>
-          <w:szCs w:val="28"/>
-        </w:rPr>
-        <w:t xml:space="preserve">): </w:t>
+        <w:t xml:space="preserve">Вывод (для гитхаба): </w:t>
       </w:r>
       <w:r>
         <w:rPr>
@@ -3788,7 +3536,6 @@
         </w:rPr>
         <w:t xml:space="preserve">конечная цель – </w:t>
       </w:r>
-      <w:proofErr w:type="spellStart"/>
       <w:r>
         <w:rPr>
           <w:rFonts w:ascii="Times New Roman" w:hAnsi="Times New Roman" w:cs="Times New Roman"/>
@@ -3799,7 +3546,6 @@
         </w:rPr>
         <w:t>github</w:t>
       </w:r>
-      <w:proofErr w:type="spellEnd"/>
       <w:r>
         <w:rPr>
           <w:rFonts w:ascii="Times New Roman" w:hAnsi="Times New Roman" w:cs="Times New Roman"/>
@@ -3857,19 +3603,18 @@
           <w:sz w:val="28"/>
           <w:szCs w:val="28"/>
         </w:rPr>
-        <w:t xml:space="preserve">2-ой хоп – </w:t>
-      </w:r>
-      <w:proofErr w:type="spellStart"/>
-      <w:r>
-        <w:rPr>
-          <w:rFonts w:ascii="Times New Roman" w:hAnsi="Times New Roman" w:cs="Times New Roman"/>
-          <w:color w:val="000000" w:themeColor="text1"/>
-          <w:sz w:val="28"/>
-          <w:szCs w:val="28"/>
-        </w:rPr>
-        <w:t>маршуризатор</w:t>
-      </w:r>
-      <w:proofErr w:type="spellEnd"/>
+        <w:t xml:space="preserve">2-ой хоп – маршуризатор </w:t>
+      </w:r>
+      <w:r>
+        <w:rPr>
+          <w:rFonts w:ascii="Times New Roman" w:hAnsi="Times New Roman" w:cs="Times New Roman"/>
+          <w:color w:val="000000" w:themeColor="text1"/>
+          <w:sz w:val="28"/>
+          <w:szCs w:val="28"/>
+          <w:lang w:val="en-US"/>
+        </w:rPr>
+        <w:t>POP</w:t>
+      </w:r>
       <w:r>
         <w:rPr>
           <w:rFonts w:ascii="Times New Roman" w:hAnsi="Times New Roman" w:cs="Times New Roman"/>
@@ -3885,6 +3630,54 @@
           <w:color w:val="000000" w:themeColor="text1"/>
           <w:sz w:val="28"/>
           <w:szCs w:val="28"/>
+        </w:rPr>
+        <w:t>провайдера</w:t>
+      </w:r>
+    </w:p>
+    <w:p>
+      <w:pPr>
+        <w:spacing w:line="360" w:lineRule="auto"/>
+        <w:jc w:val="both"/>
+        <w:rPr>
+          <w:rFonts w:ascii="Times New Roman" w:hAnsi="Times New Roman" w:cs="Times New Roman"/>
+          <w:color w:val="000000" w:themeColor="text1"/>
+          <w:sz w:val="28"/>
+          <w:szCs w:val="28"/>
+        </w:rPr>
+      </w:pPr>
+      <w:r>
+        <w:rPr>
+          <w:rFonts w:ascii="Times New Roman" w:hAnsi="Times New Roman" w:cs="Times New Roman"/>
+          <w:color w:val="000000" w:themeColor="text1"/>
+          <w:sz w:val="28"/>
+          <w:szCs w:val="28"/>
+        </w:rPr>
+        <w:t>3-</w:t>
+      </w:r>
+      <w:r>
+        <w:rPr>
+          <w:rFonts w:ascii="Times New Roman" w:hAnsi="Times New Roman" w:cs="Times New Roman"/>
+          <w:color w:val="000000" w:themeColor="text1"/>
+          <w:sz w:val="28"/>
+          <w:szCs w:val="28"/>
+        </w:rPr>
+        <w:t xml:space="preserve"> </w:t>
+      </w:r>
+      <w:r>
+        <w:rPr>
+          <w:rFonts w:ascii="Times New Roman" w:hAnsi="Times New Roman" w:cs="Times New Roman"/>
+          <w:color w:val="000000" w:themeColor="text1"/>
+          <w:sz w:val="28"/>
+          <w:szCs w:val="28"/>
+        </w:rPr>
+        <w:t xml:space="preserve">ий хоп – маршуризатор </w:t>
+      </w:r>
+      <w:r>
+        <w:rPr>
+          <w:rFonts w:ascii="Times New Roman" w:hAnsi="Times New Roman" w:cs="Times New Roman"/>
+          <w:color w:val="000000" w:themeColor="text1"/>
+          <w:sz w:val="28"/>
+          <w:szCs w:val="28"/>
           <w:lang w:val="en-US"/>
         </w:rPr>
         <w:t>POP</w:t>
@@ -3926,65 +3719,28 @@
           <w:sz w:val="28"/>
           <w:szCs w:val="28"/>
         </w:rPr>
-        <w:t>3-</w:t>
-      </w:r>
-      <w:r>
-        <w:rPr>
-          <w:rFonts w:ascii="Times New Roman" w:hAnsi="Times New Roman" w:cs="Times New Roman"/>
-          <w:color w:val="000000" w:themeColor="text1"/>
-          <w:sz w:val="28"/>
-          <w:szCs w:val="28"/>
-        </w:rPr>
-        <w:t xml:space="preserve"> </w:t>
-      </w:r>
-      <w:proofErr w:type="spellStart"/>
-      <w:r>
-        <w:rPr>
-          <w:rFonts w:ascii="Times New Roman" w:hAnsi="Times New Roman" w:cs="Times New Roman"/>
-          <w:color w:val="000000" w:themeColor="text1"/>
-          <w:sz w:val="28"/>
-          <w:szCs w:val="28"/>
-        </w:rPr>
-        <w:t>и</w:t>
-      </w:r>
-      <w:r>
-        <w:rPr>
-          <w:rFonts w:ascii="Times New Roman" w:hAnsi="Times New Roman" w:cs="Times New Roman"/>
-          <w:color w:val="000000" w:themeColor="text1"/>
-          <w:sz w:val="28"/>
-          <w:szCs w:val="28"/>
-        </w:rPr>
-        <w:t>й</w:t>
-      </w:r>
-      <w:proofErr w:type="spellEnd"/>
-      <w:r>
-        <w:rPr>
-          <w:rFonts w:ascii="Times New Roman" w:hAnsi="Times New Roman" w:cs="Times New Roman"/>
-          <w:color w:val="000000" w:themeColor="text1"/>
-          <w:sz w:val="28"/>
-          <w:szCs w:val="28"/>
-        </w:rPr>
-        <w:t xml:space="preserve"> хоп – </w:t>
-      </w:r>
-      <w:proofErr w:type="spellStart"/>
-      <w:r>
-        <w:rPr>
-          <w:rFonts w:ascii="Times New Roman" w:hAnsi="Times New Roman" w:cs="Times New Roman"/>
-          <w:color w:val="000000" w:themeColor="text1"/>
-          <w:sz w:val="28"/>
-          <w:szCs w:val="28"/>
-        </w:rPr>
-        <w:t>маршуризатор</w:t>
-      </w:r>
-      <w:proofErr w:type="spellEnd"/>
-      <w:r>
-        <w:rPr>
-          <w:rFonts w:ascii="Times New Roman" w:hAnsi="Times New Roman" w:cs="Times New Roman"/>
-          <w:color w:val="000000" w:themeColor="text1"/>
-          <w:sz w:val="28"/>
-          <w:szCs w:val="28"/>
-        </w:rPr>
-        <w:t xml:space="preserve"> </w:t>
+        <w:t>С 4 по 9 маршуризаторы МТС.</w:t>
+      </w:r>
+    </w:p>
+    <w:p>
+      <w:pPr>
+        <w:spacing w:line="360" w:lineRule="auto"/>
+        <w:jc w:val="both"/>
+        <w:rPr>
+          <w:rFonts w:ascii="Times New Roman" w:hAnsi="Times New Roman" w:cs="Times New Roman"/>
+          <w:color w:val="000000" w:themeColor="text1"/>
+          <w:sz w:val="28"/>
+          <w:szCs w:val="28"/>
+        </w:rPr>
+      </w:pPr>
+      <w:r>
+        <w:rPr>
+          <w:rFonts w:ascii="Times New Roman" w:hAnsi="Times New Roman" w:cs="Times New Roman"/>
+          <w:color w:val="000000" w:themeColor="text1"/>
+          <w:sz w:val="28"/>
+          <w:szCs w:val="28"/>
+        </w:rPr>
+        <w:t xml:space="preserve">Судя по </w:t>
       </w:r>
       <w:r>
         <w:rPr>
@@ -3994,87 +3750,16 @@
           <w:szCs w:val="28"/>
           <w:lang w:val="en-US"/>
         </w:rPr>
-        <w:t>POP</w:t>
-      </w:r>
-      <w:r>
-        <w:rPr>
-          <w:rFonts w:ascii="Times New Roman" w:hAnsi="Times New Roman" w:cs="Times New Roman"/>
-          <w:color w:val="000000" w:themeColor="text1"/>
-          <w:sz w:val="28"/>
-          <w:szCs w:val="28"/>
-        </w:rPr>
-        <w:t xml:space="preserve"> </w:t>
-      </w:r>
-      <w:r>
-        <w:rPr>
-          <w:rFonts w:ascii="Times New Roman" w:hAnsi="Times New Roman" w:cs="Times New Roman"/>
-          <w:color w:val="000000" w:themeColor="text1"/>
-          <w:sz w:val="28"/>
-          <w:szCs w:val="28"/>
-        </w:rPr>
-        <w:t>провайдера</w:t>
-      </w:r>
-    </w:p>
-    <w:p>
-      <w:pPr>
-        <w:spacing w:line="360" w:lineRule="auto"/>
-        <w:jc w:val="both"/>
-        <w:rPr>
-          <w:rFonts w:ascii="Times New Roman" w:hAnsi="Times New Roman" w:cs="Times New Roman"/>
-          <w:color w:val="000000" w:themeColor="text1"/>
-          <w:sz w:val="28"/>
-          <w:szCs w:val="28"/>
-        </w:rPr>
-      </w:pPr>
-      <w:r>
-        <w:rPr>
-          <w:rFonts w:ascii="Times New Roman" w:hAnsi="Times New Roman" w:cs="Times New Roman"/>
-          <w:color w:val="000000" w:themeColor="text1"/>
-          <w:sz w:val="28"/>
-          <w:szCs w:val="28"/>
-        </w:rPr>
-        <w:t xml:space="preserve">С 4 по 9 </w:t>
-      </w:r>
-      <w:proofErr w:type="spellStart"/>
-      <w:r>
-        <w:rPr>
-          <w:rFonts w:ascii="Times New Roman" w:hAnsi="Times New Roman" w:cs="Times New Roman"/>
-          <w:color w:val="000000" w:themeColor="text1"/>
-          <w:sz w:val="28"/>
-          <w:szCs w:val="28"/>
-        </w:rPr>
-        <w:t>маршуризаторы</w:t>
-      </w:r>
-      <w:proofErr w:type="spellEnd"/>
-      <w:r>
-        <w:rPr>
-          <w:rFonts w:ascii="Times New Roman" w:hAnsi="Times New Roman" w:cs="Times New Roman"/>
-          <w:color w:val="000000" w:themeColor="text1"/>
-          <w:sz w:val="28"/>
-          <w:szCs w:val="28"/>
-        </w:rPr>
-        <w:t xml:space="preserve"> МТС.</w:t>
-      </w:r>
-    </w:p>
-    <w:p>
-      <w:pPr>
-        <w:spacing w:line="360" w:lineRule="auto"/>
-        <w:jc w:val="both"/>
-        <w:rPr>
-          <w:rFonts w:ascii="Times New Roman" w:hAnsi="Times New Roman" w:cs="Times New Roman"/>
-          <w:color w:val="000000" w:themeColor="text1"/>
-          <w:sz w:val="28"/>
-          <w:szCs w:val="28"/>
-        </w:rPr>
-      </w:pPr>
-      <w:r>
-        <w:rPr>
-          <w:rFonts w:ascii="Times New Roman" w:hAnsi="Times New Roman" w:cs="Times New Roman"/>
-          <w:color w:val="000000" w:themeColor="text1"/>
-          <w:sz w:val="28"/>
-          <w:szCs w:val="28"/>
-        </w:rPr>
-        <w:t xml:space="preserve">Судя по </w:t>
+        <w:t>kir</w:t>
+      </w:r>
+      <w:r>
+        <w:rPr>
+          <w:rFonts w:ascii="Times New Roman" w:hAnsi="Times New Roman" w:cs="Times New Roman"/>
+          <w:color w:val="000000" w:themeColor="text1"/>
+          <w:sz w:val="28"/>
+          <w:szCs w:val="28"/>
+        </w:rPr>
+        <w:t xml:space="preserve">, </w:t>
       </w:r>
       <w:r>
         <w:rPr>
@@ -4084,7 +3769,7 @@
           <w:szCs w:val="28"/>
           <w:lang w:val="en-US"/>
         </w:rPr>
-        <w:t>kir</w:t>
+        <w:t>msk</w:t>
       </w:r>
       <w:r>
         <w:rPr>
@@ -4095,7 +3780,6 @@
         </w:rPr>
         <w:t xml:space="preserve">, </w:t>
       </w:r>
-      <w:proofErr w:type="spellStart"/>
       <w:r>
         <w:rPr>
           <w:rFonts w:ascii="Times New Roman" w:hAnsi="Times New Roman" w:cs="Times New Roman"/>
@@ -4104,9 +3788,8 @@
           <w:szCs w:val="28"/>
           <w:lang w:val="en-US"/>
         </w:rPr>
-        <w:t>msk</w:t>
-      </w:r>
-      <w:proofErr w:type="spellEnd"/>
+        <w:t>spb</w:t>
+      </w:r>
       <w:r>
         <w:rPr>
           <w:rFonts w:ascii="Times New Roman" w:hAnsi="Times New Roman" w:cs="Times New Roman"/>
@@ -4116,7 +3799,6 @@
         </w:rPr>
         <w:t xml:space="preserve">, </w:t>
       </w:r>
-      <w:proofErr w:type="spellStart"/>
       <w:r>
         <w:rPr>
           <w:rFonts w:ascii="Times New Roman" w:hAnsi="Times New Roman" w:cs="Times New Roman"/>
@@ -4125,30 +3807,8 @@
           <w:szCs w:val="28"/>
           <w:lang w:val="en-US"/>
         </w:rPr>
-        <w:t>spb</w:t>
-      </w:r>
-      <w:proofErr w:type="spellEnd"/>
-      <w:r>
-        <w:rPr>
-          <w:rFonts w:ascii="Times New Roman" w:hAnsi="Times New Roman" w:cs="Times New Roman"/>
-          <w:color w:val="000000" w:themeColor="text1"/>
-          <w:sz w:val="28"/>
-          <w:szCs w:val="28"/>
-        </w:rPr>
-        <w:t xml:space="preserve">, </w:t>
-      </w:r>
-      <w:proofErr w:type="spellStart"/>
-      <w:r>
-        <w:rPr>
-          <w:rFonts w:ascii="Times New Roman" w:hAnsi="Times New Roman" w:cs="Times New Roman"/>
-          <w:color w:val="000000" w:themeColor="text1"/>
-          <w:sz w:val="28"/>
-          <w:szCs w:val="28"/>
-          <w:lang w:val="en-US"/>
-        </w:rPr>
         <w:t>hel</w:t>
       </w:r>
-      <w:proofErr w:type="spellEnd"/>
       <w:r>
         <w:rPr>
           <w:rFonts w:ascii="Times New Roman" w:hAnsi="Times New Roman" w:cs="Times New Roman"/>
@@ -4174,17 +3834,7 @@
           <w:sz w:val="28"/>
           <w:szCs w:val="28"/>
         </w:rPr>
-        <w:t xml:space="preserve">Москва </w:t>
-      </w:r>
-      <w:proofErr w:type="gramStart"/>
-      <w:r>
-        <w:rPr>
-          <w:rFonts w:ascii="Times New Roman" w:hAnsi="Times New Roman" w:cs="Times New Roman"/>
-          <w:color w:val="000000" w:themeColor="text1"/>
-          <w:sz w:val="28"/>
-          <w:szCs w:val="28"/>
-        </w:rPr>
-        <w:t>-</w:t>
+        <w:t>Москва -</w:t>
       </w:r>
       <w:r>
         <w:rPr>
@@ -4202,19 +3852,8 @@
           <w:sz w:val="28"/>
           <w:szCs w:val="28"/>
         </w:rPr>
-        <w:t>Санкт</w:t>
-      </w:r>
-      <w:proofErr w:type="gramEnd"/>
-      <w:r>
-        <w:rPr>
-          <w:rFonts w:ascii="Times New Roman" w:hAnsi="Times New Roman" w:cs="Times New Roman"/>
-          <w:color w:val="000000" w:themeColor="text1"/>
-          <w:sz w:val="28"/>
-          <w:szCs w:val="28"/>
-        </w:rPr>
-        <w:t>-Петербург</w:t>
-      </w:r>
-      <w:proofErr w:type="gramStart"/>
+        <w:t>Санкт-Петербург</w:t>
+      </w:r>
       <w:r>
         <w:rPr>
           <w:rFonts w:ascii="Times New Roman" w:hAnsi="Times New Roman" w:cs="Times New Roman"/>
@@ -4251,7 +3890,6 @@
         </w:rPr>
         <w:t>Франкфурт</w:t>
       </w:r>
-      <w:proofErr w:type="gramEnd"/>
       <w:r>
         <w:rPr>
           <w:rFonts w:ascii="Times New Roman" w:hAnsi="Times New Roman" w:cs="Times New Roman"/>
@@ -4354,27 +3992,7 @@
           <w:sz w:val="28"/>
           <w:szCs w:val="28"/>
         </w:rPr>
-        <w:t xml:space="preserve">12 хопы Превышен интервал ожидания </w:t>
-      </w:r>
-      <w:proofErr w:type="gramStart"/>
-      <w:r>
-        <w:rPr>
-          <w:rFonts w:ascii="Times New Roman" w:hAnsi="Times New Roman" w:cs="Times New Roman"/>
-          <w:color w:val="000000" w:themeColor="text1"/>
-          <w:sz w:val="28"/>
-          <w:szCs w:val="28"/>
-        </w:rPr>
-        <w:t>для запросы</w:t>
-      </w:r>
-      <w:proofErr w:type="gramEnd"/>
-      <w:r>
-        <w:rPr>
-          <w:rFonts w:ascii="Times New Roman" w:hAnsi="Times New Roman" w:cs="Times New Roman"/>
-          <w:color w:val="000000" w:themeColor="text1"/>
-          <w:sz w:val="28"/>
-          <w:szCs w:val="28"/>
-        </w:rPr>
-        <w:t>. Причины не знаю</w:t>
+        <w:t>12 хопы Превышен интервал ожидания для запросы. Причины не знаю</w:t>
       </w:r>
       <w:r>
         <w:rPr>
@@ -4394,7 +4012,6 @@
         </w:rPr>
         <w:t xml:space="preserve">но могу предположить в целях безопасности от </w:t>
       </w:r>
-      <w:proofErr w:type="spellStart"/>
       <w:r>
         <w:rPr>
           <w:rFonts w:ascii="Times New Roman" w:hAnsi="Times New Roman" w:cs="Times New Roman"/>
@@ -4405,7 +4022,6 @@
         </w:rPr>
         <w:t>DDos</w:t>
       </w:r>
-      <w:proofErr w:type="spellEnd"/>
       <w:r>
         <w:rPr>
           <w:rFonts w:ascii="Times New Roman" w:hAnsi="Times New Roman" w:cs="Times New Roman"/>
@@ -4501,8 +4117,2044 @@
           <w:color w:val="000000" w:themeColor="text1"/>
           <w:sz w:val="28"/>
           <w:szCs w:val="28"/>
-        </w:rPr>
-      </w:pPr>
+          <w:lang w:val="en-US"/>
+        </w:rPr>
+      </w:pPr>
+      <w:r>
+        <w:rPr>
+          <w:rFonts w:ascii="Times New Roman" w:hAnsi="Times New Roman" w:cs="Times New Roman"/>
+          <w:color w:val="000000" w:themeColor="text1"/>
+          <w:sz w:val="28"/>
+          <w:szCs w:val="28"/>
+        </w:rPr>
+        <w:drawing>
+          <wp:inline distT="0" distB="0" distL="0" distR="0" wp14:anchorId="693F47BF" wp14:editId="532E8705">
+            <wp:extent cx="3459692" cy="3400425"/>
+            <wp:effectExtent l="0" t="0" r="7620" b="0"/>
+            <wp:docPr id="1145489991" name="Рисунок 1"/>
+            <wp:cNvGraphicFramePr>
+              <a:graphicFrameLocks xmlns:a="http://schemas.openxmlformats.org/drawingml/2006/main" noChangeAspect="1"/>
+            </wp:cNvGraphicFramePr>
+            <a:graphic xmlns:a="http://schemas.openxmlformats.org/drawingml/2006/main">
+              <a:graphicData uri="http://schemas.openxmlformats.org/drawingml/2006/picture">
+                <pic:pic xmlns:pic="http://schemas.openxmlformats.org/drawingml/2006/picture">
+                  <pic:nvPicPr>
+                    <pic:cNvPr id="1145489991" name=""/>
+                    <pic:cNvPicPr/>
+                  </pic:nvPicPr>
+                  <pic:blipFill>
+                    <a:blip r:embed="rId18"/>
+                    <a:stretch>
+                      <a:fillRect/>
+                    </a:stretch>
+                  </pic:blipFill>
+                  <pic:spPr>
+                    <a:xfrm>
+                      <a:off x="0" y="0"/>
+                      <a:ext cx="3464427" cy="3405079"/>
+                    </a:xfrm>
+                    <a:prstGeom prst="rect">
+                      <a:avLst/>
+                    </a:prstGeom>
+                  </pic:spPr>
+                </pic:pic>
+              </a:graphicData>
+            </a:graphic>
+          </wp:inline>
+        </w:drawing>
+      </w:r>
+    </w:p>
+    <w:p>
+      <w:pPr>
+        <w:spacing w:line="360" w:lineRule="auto"/>
+        <w:jc w:val="both"/>
+        <w:rPr>
+          <w:rFonts w:ascii="Times New Roman" w:hAnsi="Times New Roman" w:cs="Times New Roman"/>
+          <w:color w:val="000000" w:themeColor="text1"/>
+          <w:sz w:val="28"/>
+          <w:szCs w:val="28"/>
+        </w:rPr>
+      </w:pPr>
+      <w:r>
+        <w:rPr>
+          <w:rFonts w:ascii="Times New Roman" w:hAnsi="Times New Roman" w:cs="Times New Roman"/>
+          <w:color w:val="000000" w:themeColor="text1"/>
+          <w:sz w:val="28"/>
+          <w:szCs w:val="28"/>
+        </w:rPr>
+        <w:t>А) Да</w:t>
+      </w:r>
+    </w:p>
+    <w:p>
+      <w:pPr>
+        <w:spacing w:line="360" w:lineRule="auto"/>
+        <w:jc w:val="both"/>
+        <w:rPr>
+          <w:rFonts w:ascii="Times New Roman" w:hAnsi="Times New Roman" w:cs="Times New Roman"/>
+          <w:color w:val="000000" w:themeColor="text1"/>
+          <w:sz w:val="28"/>
+          <w:szCs w:val="28"/>
+        </w:rPr>
+      </w:pPr>
+      <w:r>
+        <w:rPr>
+          <w:rFonts w:ascii="Times New Roman" w:hAnsi="Times New Roman" w:cs="Times New Roman"/>
+          <w:color w:val="000000" w:themeColor="text1"/>
+          <w:sz w:val="28"/>
+          <w:szCs w:val="28"/>
+        </w:rPr>
+        <w:t>Б) Да</w:t>
+      </w:r>
+    </w:p>
+    <w:p>
+      <w:pPr>
+        <w:spacing w:line="360" w:lineRule="auto"/>
+        <w:jc w:val="both"/>
+        <w:rPr>
+          <w:noProof/>
+        </w:rPr>
+      </w:pPr>
+      <w:r>
+        <w:rPr>
+          <w:rFonts w:ascii="Times New Roman" w:hAnsi="Times New Roman" w:cs="Times New Roman"/>
+          <w:color w:val="000000" w:themeColor="text1"/>
+          <w:sz w:val="28"/>
+          <w:szCs w:val="28"/>
+        </w:rPr>
+        <w:t>С)</w:t>
+      </w:r>
+      <w:r>
+        <w:rPr>
+          <w:noProof/>
+        </w:rPr>
+        <w:t xml:space="preserve"> </w:t>
+      </w:r>
+      <w:r>
+        <w:rPr>
+          <w:rFonts w:ascii="Times New Roman" w:hAnsi="Times New Roman" w:cs="Times New Roman"/>
+          <w:color w:val="000000" w:themeColor="text1"/>
+          <w:sz w:val="28"/>
+          <w:szCs w:val="28"/>
+        </w:rPr>
+        <w:drawing>
+          <wp:inline distT="0" distB="0" distL="0" distR="0" wp14:anchorId="764B3296" wp14:editId="70EAA812">
+            <wp:extent cx="3262332" cy="1876425"/>
+            <wp:effectExtent l="0" t="0" r="0" b="0"/>
+            <wp:docPr id="254759581" name="Рисунок 1"/>
+            <wp:cNvGraphicFramePr>
+              <a:graphicFrameLocks xmlns:a="http://schemas.openxmlformats.org/drawingml/2006/main" noChangeAspect="1"/>
+            </wp:cNvGraphicFramePr>
+            <a:graphic xmlns:a="http://schemas.openxmlformats.org/drawingml/2006/main">
+              <a:graphicData uri="http://schemas.openxmlformats.org/drawingml/2006/picture">
+                <pic:pic xmlns:pic="http://schemas.openxmlformats.org/drawingml/2006/picture">
+                  <pic:nvPicPr>
+                    <pic:cNvPr id="254759581" name=""/>
+                    <pic:cNvPicPr/>
+                  </pic:nvPicPr>
+                  <pic:blipFill>
+                    <a:blip r:embed="rId19"/>
+                    <a:stretch>
+                      <a:fillRect/>
+                    </a:stretch>
+                  </pic:blipFill>
+                  <pic:spPr>
+                    <a:xfrm>
+                      <a:off x="0" y="0"/>
+                      <a:ext cx="3270764" cy="1881275"/>
+                    </a:xfrm>
+                    <a:prstGeom prst="rect">
+                      <a:avLst/>
+                    </a:prstGeom>
+                  </pic:spPr>
+                </pic:pic>
+              </a:graphicData>
+            </a:graphic>
+          </wp:inline>
+        </w:drawing>
+      </w:r>
+    </w:p>
+    <w:p>
+      <w:pPr>
+        <w:spacing w:line="360" w:lineRule="auto"/>
+        <w:jc w:val="both"/>
+        <w:rPr>
+          <w:rFonts w:ascii="Times New Roman" w:hAnsi="Times New Roman" w:cs="Times New Roman"/>
+          <w:noProof/>
+          <w:sz w:val="28"/>
+          <w:szCs w:val="28"/>
+        </w:rPr>
+      </w:pPr>
+      <w:r>
+        <w:rPr>
+          <w:rFonts w:ascii="Times New Roman" w:hAnsi="Times New Roman" w:cs="Times New Roman"/>
+          <w:noProof/>
+          <w:sz w:val="28"/>
+          <w:szCs w:val="28"/>
+        </w:rPr>
+        <w:t xml:space="preserve">1. Имя записи – </w:t>
+      </w:r>
+      <w:r>
+        <w:rPr>
+          <w:rFonts w:ascii="Times New Roman" w:hAnsi="Times New Roman" w:cs="Times New Roman"/>
+          <w:noProof/>
+          <w:sz w:val="28"/>
+          <w:szCs w:val="28"/>
+          <w:lang w:val="en-US"/>
+        </w:rPr>
+        <w:t>nvidia</w:t>
+      </w:r>
+      <w:r>
+        <w:rPr>
+          <w:rFonts w:ascii="Times New Roman" w:hAnsi="Times New Roman" w:cs="Times New Roman"/>
+          <w:noProof/>
+          <w:sz w:val="28"/>
+          <w:szCs w:val="28"/>
+        </w:rPr>
+        <w:t>.</w:t>
+      </w:r>
+      <w:r>
+        <w:rPr>
+          <w:rFonts w:ascii="Times New Roman" w:hAnsi="Times New Roman" w:cs="Times New Roman"/>
+          <w:noProof/>
+          <w:sz w:val="28"/>
+          <w:szCs w:val="28"/>
+          <w:lang w:val="en-US"/>
+        </w:rPr>
+        <w:t>com</w:t>
+      </w:r>
+    </w:p>
+    <w:p>
+      <w:pPr>
+        <w:spacing w:line="360" w:lineRule="auto"/>
+        <w:jc w:val="both"/>
+        <w:rPr>
+          <w:rFonts w:ascii="Times New Roman" w:hAnsi="Times New Roman" w:cs="Times New Roman"/>
+          <w:noProof/>
+          <w:sz w:val="28"/>
+          <w:szCs w:val="28"/>
+        </w:rPr>
+      </w:pPr>
+      <w:r>
+        <w:rPr>
+          <w:rFonts w:ascii="Times New Roman" w:hAnsi="Times New Roman" w:cs="Times New Roman"/>
+          <w:noProof/>
+          <w:sz w:val="28"/>
+          <w:szCs w:val="28"/>
+        </w:rPr>
+        <w:t xml:space="preserve">2. Тип записи – 1 </w:t>
+      </w:r>
+      <w:r>
+        <w:rPr>
+          <w:rFonts w:ascii="Times New Roman" w:hAnsi="Times New Roman" w:cs="Times New Roman"/>
+          <w:noProof/>
+          <w:sz w:val="28"/>
+          <w:szCs w:val="28"/>
+          <w:lang w:val="en-US"/>
+        </w:rPr>
+        <w:t>IPv</w:t>
+      </w:r>
+      <w:r>
+        <w:rPr>
+          <w:rFonts w:ascii="Times New Roman" w:hAnsi="Times New Roman" w:cs="Times New Roman"/>
+          <w:noProof/>
+          <w:sz w:val="28"/>
+          <w:szCs w:val="28"/>
+        </w:rPr>
+        <w:t>4-адрес</w:t>
+      </w:r>
+    </w:p>
+    <w:p>
+      <w:pPr>
+        <w:spacing w:line="360" w:lineRule="auto"/>
+        <w:jc w:val="both"/>
+        <w:rPr>
+          <w:rFonts w:ascii="Times New Roman" w:hAnsi="Times New Roman" w:cs="Times New Roman"/>
+          <w:noProof/>
+          <w:sz w:val="28"/>
+          <w:szCs w:val="28"/>
+        </w:rPr>
+      </w:pPr>
+      <w:r>
+        <w:rPr>
+          <w:rFonts w:ascii="Times New Roman" w:hAnsi="Times New Roman" w:cs="Times New Roman"/>
+          <w:noProof/>
+          <w:sz w:val="28"/>
+          <w:szCs w:val="28"/>
+        </w:rPr>
+        <w:t>3. Срок жизни – 16658 сек.</w:t>
+      </w:r>
+    </w:p>
+    <w:p>
+      <w:pPr>
+        <w:spacing w:line="360" w:lineRule="auto"/>
+        <w:jc w:val="both"/>
+        <w:rPr>
+          <w:rFonts w:ascii="Times New Roman" w:hAnsi="Times New Roman" w:cs="Times New Roman"/>
+          <w:noProof/>
+          <w:sz w:val="28"/>
+          <w:szCs w:val="28"/>
+        </w:rPr>
+      </w:pPr>
+      <w:r>
+        <w:rPr>
+          <w:rFonts w:ascii="Times New Roman" w:hAnsi="Times New Roman" w:cs="Times New Roman"/>
+          <w:noProof/>
+          <w:sz w:val="28"/>
+          <w:szCs w:val="28"/>
+        </w:rPr>
+        <w:t>4. Длина данных – 4 байты (</w:t>
+      </w:r>
+      <w:r>
+        <w:rPr>
+          <w:rFonts w:ascii="Times New Roman" w:hAnsi="Times New Roman" w:cs="Times New Roman"/>
+          <w:noProof/>
+          <w:sz w:val="28"/>
+          <w:szCs w:val="28"/>
+          <w:lang w:val="en-US"/>
+        </w:rPr>
+        <w:t>IPv</w:t>
+      </w:r>
+      <w:r>
+        <w:rPr>
+          <w:rFonts w:ascii="Times New Roman" w:hAnsi="Times New Roman" w:cs="Times New Roman"/>
+          <w:noProof/>
+          <w:sz w:val="28"/>
+          <w:szCs w:val="28"/>
+        </w:rPr>
+        <w:t xml:space="preserve">4-адрес) </w:t>
+      </w:r>
+    </w:p>
+    <w:p>
+      <w:pPr>
+        <w:spacing w:line="360" w:lineRule="auto"/>
+        <w:jc w:val="both"/>
+        <w:rPr>
+          <w:rFonts w:ascii="Times New Roman" w:hAnsi="Times New Roman" w:cs="Times New Roman"/>
+          <w:noProof/>
+          <w:sz w:val="28"/>
+          <w:szCs w:val="28"/>
+        </w:rPr>
+      </w:pPr>
+      <w:r>
+        <w:rPr>
+          <w:rFonts w:ascii="Times New Roman" w:hAnsi="Times New Roman" w:cs="Times New Roman"/>
+          <w:noProof/>
+          <w:sz w:val="28"/>
+          <w:szCs w:val="28"/>
+        </w:rPr>
+        <w:t>5. Раздел – ответ</w:t>
+      </w:r>
+    </w:p>
+    <w:p>
+      <w:pPr>
+        <w:spacing w:line="360" w:lineRule="auto"/>
+        <w:jc w:val="both"/>
+        <w:rPr>
+          <w:rFonts w:ascii="Times New Roman" w:hAnsi="Times New Roman" w:cs="Times New Roman"/>
+          <w:noProof/>
+          <w:sz w:val="28"/>
+          <w:szCs w:val="28"/>
+        </w:rPr>
+      </w:pPr>
+      <w:r>
+        <w:rPr>
+          <w:rFonts w:ascii="Times New Roman" w:hAnsi="Times New Roman" w:cs="Times New Roman"/>
+          <w:noProof/>
+          <w:sz w:val="28"/>
+          <w:szCs w:val="28"/>
+        </w:rPr>
+        <w:t xml:space="preserve">6. А-запись (узла) – 34.194.97.138 </w:t>
+      </w:r>
+      <w:r>
+        <w:rPr>
+          <w:rFonts w:ascii="Times New Roman" w:hAnsi="Times New Roman" w:cs="Times New Roman"/>
+          <w:noProof/>
+          <w:sz w:val="28"/>
+          <w:szCs w:val="28"/>
+          <w:lang w:val="en-US"/>
+        </w:rPr>
+        <w:t>IP</w:t>
+      </w:r>
+      <w:r>
+        <w:rPr>
+          <w:rFonts w:ascii="Times New Roman" w:hAnsi="Times New Roman" w:cs="Times New Roman"/>
+          <w:noProof/>
+          <w:sz w:val="28"/>
+          <w:szCs w:val="28"/>
+        </w:rPr>
+        <w:t xml:space="preserve"> соответствующий домену</w:t>
+      </w:r>
+      <w:r>
+        <w:rPr>
+          <w:rFonts w:ascii="Times New Roman" w:hAnsi="Times New Roman" w:cs="Times New Roman"/>
+          <w:noProof/>
+          <w:sz w:val="28"/>
+          <w:szCs w:val="28"/>
+        </w:rPr>
+        <w:br w:type="page"/>
+      </w:r>
+    </w:p>
+    <w:p>
+      <w:pPr>
+        <w:spacing w:line="360" w:lineRule="auto"/>
+        <w:jc w:val="both"/>
+        <w:rPr>
+          <w:rFonts w:ascii="Times New Roman" w:hAnsi="Times New Roman" w:cs="Times New Roman"/>
+          <w:b/>
+          <w:bCs/>
+          <w:color w:val="000000" w:themeColor="text1"/>
+          <w:sz w:val="28"/>
+          <w:szCs w:val="28"/>
+        </w:rPr>
+      </w:pPr>
+      <w:r>
+        <w:rPr>
+          <w:rFonts w:ascii="Times New Roman" w:hAnsi="Times New Roman" w:cs="Times New Roman"/>
+          <w:b/>
+          <w:bCs/>
+          <w:color w:val="000000" w:themeColor="text1"/>
+          <w:sz w:val="28"/>
+          <w:szCs w:val="28"/>
+        </w:rPr>
+        <w:lastRenderedPageBreak/>
+        <w:t>Задание 6</w:t>
+      </w:r>
+    </w:p>
+    <w:tbl>
+      <w:tblPr>
+        <w:tblStyle w:val="a5"/>
+        <w:tblW w:w="0" w:type="auto"/>
+        <w:tblLook w:val="04A0" w:firstRow="1" w:lastRow="0" w:firstColumn="1" w:lastColumn="0" w:noHBand="0" w:noVBand="1"/>
+      </w:tblPr>
+      <w:tblGrid>
+        <w:gridCol w:w="2336"/>
+        <w:gridCol w:w="2336"/>
+        <w:gridCol w:w="2336"/>
+        <w:gridCol w:w="2336"/>
+      </w:tblGrid>
+      <w:tr>
+        <w:tc>
+          <w:tcPr>
+            <w:tcW w:w="2336" w:type="dxa"/>
+          </w:tcPr>
+          <w:p>
+            <w:pPr>
+              <w:spacing w:line="360" w:lineRule="auto"/>
+              <w:jc w:val="both"/>
+              <w:rPr>
+                <w:rFonts w:ascii="Times New Roman" w:hAnsi="Times New Roman" w:cs="Times New Roman"/>
+                <w:b/>
+                <w:bCs/>
+                <w:color w:val="000000" w:themeColor="text1"/>
+                <w:sz w:val="28"/>
+                <w:szCs w:val="28"/>
+              </w:rPr>
+            </w:pPr>
+          </w:p>
+        </w:tc>
+        <w:tc>
+          <w:tcPr>
+            <w:tcW w:w="2336" w:type="dxa"/>
+          </w:tcPr>
+          <w:p>
+            <w:pPr>
+              <w:spacing w:line="360" w:lineRule="auto"/>
+              <w:jc w:val="both"/>
+              <w:rPr>
+                <w:rFonts w:ascii="Times New Roman" w:hAnsi="Times New Roman" w:cs="Times New Roman"/>
+                <w:b/>
+                <w:bCs/>
+                <w:color w:val="000000" w:themeColor="text1"/>
+                <w:sz w:val="28"/>
+                <w:szCs w:val="28"/>
+              </w:rPr>
+            </w:pPr>
+            <w:r>
+              <w:rPr>
+                <w:rFonts w:ascii="Times New Roman" w:hAnsi="Times New Roman" w:cs="Times New Roman"/>
+                <w:b/>
+                <w:bCs/>
+                <w:color w:val="000000" w:themeColor="text1"/>
+                <w:sz w:val="28"/>
+                <w:szCs w:val="28"/>
+              </w:rPr>
+              <w:t>РОССИЯ</w:t>
+            </w:r>
+          </w:p>
+        </w:tc>
+        <w:tc>
+          <w:tcPr>
+            <w:tcW w:w="2336" w:type="dxa"/>
+          </w:tcPr>
+          <w:p>
+            <w:pPr>
+              <w:spacing w:line="360" w:lineRule="auto"/>
+              <w:jc w:val="both"/>
+              <w:rPr>
+                <w:rFonts w:ascii="Times New Roman" w:hAnsi="Times New Roman" w:cs="Times New Roman"/>
+                <w:b/>
+                <w:bCs/>
+                <w:color w:val="000000" w:themeColor="text1"/>
+                <w:sz w:val="28"/>
+                <w:szCs w:val="28"/>
+              </w:rPr>
+            </w:pPr>
+            <w:r>
+              <w:rPr>
+                <w:rFonts w:ascii="Times New Roman" w:hAnsi="Times New Roman" w:cs="Times New Roman"/>
+                <w:b/>
+                <w:bCs/>
+                <w:color w:val="000000" w:themeColor="text1"/>
+                <w:sz w:val="28"/>
+                <w:szCs w:val="28"/>
+              </w:rPr>
+              <w:t>США</w:t>
+            </w:r>
+          </w:p>
+        </w:tc>
+        <w:tc>
+          <w:tcPr>
+            <w:tcW w:w="2336" w:type="dxa"/>
+          </w:tcPr>
+          <w:p>
+            <w:pPr>
+              <w:spacing w:line="360" w:lineRule="auto"/>
+              <w:jc w:val="both"/>
+              <w:rPr>
+                <w:rFonts w:ascii="Times New Roman" w:hAnsi="Times New Roman" w:cs="Times New Roman"/>
+                <w:b/>
+                <w:bCs/>
+                <w:color w:val="000000" w:themeColor="text1"/>
+                <w:sz w:val="28"/>
+                <w:szCs w:val="28"/>
+              </w:rPr>
+            </w:pPr>
+            <w:r>
+              <w:rPr>
+                <w:rFonts w:ascii="Times New Roman" w:hAnsi="Times New Roman" w:cs="Times New Roman"/>
+                <w:b/>
+                <w:bCs/>
+                <w:color w:val="000000" w:themeColor="text1"/>
+                <w:sz w:val="28"/>
+                <w:szCs w:val="28"/>
+              </w:rPr>
+              <w:t>КИТАЙ</w:t>
+            </w:r>
+          </w:p>
+        </w:tc>
+      </w:tr>
+      <w:tr>
+        <w:tc>
+          <w:tcPr>
+            <w:tcW w:w="2336" w:type="dxa"/>
+          </w:tcPr>
+          <w:p>
+            <w:pPr>
+              <w:spacing w:line="360" w:lineRule="auto"/>
+              <w:jc w:val="both"/>
+              <w:rPr>
+                <w:rFonts w:ascii="Times New Roman" w:hAnsi="Times New Roman" w:cs="Times New Roman"/>
+                <w:b/>
+                <w:bCs/>
+                <w:color w:val="000000" w:themeColor="text1"/>
+                <w:sz w:val="28"/>
+                <w:szCs w:val="28"/>
+              </w:rPr>
+            </w:pPr>
+            <w:r>
+              <w:rPr>
+                <w:rFonts w:ascii="Times New Roman" w:hAnsi="Times New Roman" w:cs="Times New Roman"/>
+                <w:b/>
+                <w:bCs/>
+                <w:color w:val="000000" w:themeColor="text1"/>
+                <w:sz w:val="28"/>
+                <w:szCs w:val="28"/>
+              </w:rPr>
+              <w:t>Домен</w:t>
+            </w:r>
+          </w:p>
+        </w:tc>
+        <w:tc>
+          <w:tcPr>
+            <w:tcW w:w="2336" w:type="dxa"/>
+          </w:tcPr>
+          <w:p>
+            <w:pPr>
+              <w:spacing w:line="360" w:lineRule="auto"/>
+              <w:jc w:val="both"/>
+              <w:rPr>
+                <w:rFonts w:ascii="Times New Roman" w:hAnsi="Times New Roman" w:cs="Times New Roman"/>
+                <w:color w:val="000000" w:themeColor="text1"/>
+                <w:sz w:val="28"/>
+                <w:szCs w:val="28"/>
+                <w:lang w:val="en-US"/>
+              </w:rPr>
+            </w:pPr>
+            <w:r>
+              <w:rPr>
+                <w:rFonts w:ascii="Times New Roman" w:hAnsi="Times New Roman" w:cs="Times New Roman"/>
+                <w:color w:val="000000" w:themeColor="text1"/>
+                <w:sz w:val="28"/>
+                <w:szCs w:val="28"/>
+                <w:lang w:val="en-US"/>
+              </w:rPr>
+              <w:t>Ya.ru</w:t>
+            </w:r>
+          </w:p>
+        </w:tc>
+        <w:tc>
+          <w:tcPr>
+            <w:tcW w:w="2336" w:type="dxa"/>
+          </w:tcPr>
+          <w:p>
+            <w:pPr>
+              <w:spacing w:line="360" w:lineRule="auto"/>
+              <w:jc w:val="both"/>
+              <w:rPr>
+                <w:rFonts w:ascii="Times New Roman" w:hAnsi="Times New Roman" w:cs="Times New Roman"/>
+                <w:color w:val="000000" w:themeColor="text1"/>
+                <w:sz w:val="28"/>
+                <w:szCs w:val="28"/>
+                <w:lang w:val="en-US"/>
+              </w:rPr>
+            </w:pPr>
+            <w:r>
+              <w:rPr>
+                <w:rFonts w:ascii="Times New Roman" w:hAnsi="Times New Roman" w:cs="Times New Roman"/>
+                <w:color w:val="000000" w:themeColor="text1"/>
+                <w:sz w:val="28"/>
+                <w:szCs w:val="28"/>
+              </w:rPr>
+              <w:t>Spotify</w:t>
+            </w:r>
+            <w:r>
+              <w:rPr>
+                <w:rFonts w:ascii="Times New Roman" w:hAnsi="Times New Roman" w:cs="Times New Roman"/>
+                <w:color w:val="000000" w:themeColor="text1"/>
+                <w:sz w:val="28"/>
+                <w:szCs w:val="28"/>
+                <w:lang w:val="en-US"/>
+              </w:rPr>
+              <w:t>.com</w:t>
+            </w:r>
+          </w:p>
+        </w:tc>
+        <w:tc>
+          <w:tcPr>
+            <w:tcW w:w="2336" w:type="dxa"/>
+          </w:tcPr>
+          <w:p>
+            <w:pPr>
+              <w:spacing w:line="360" w:lineRule="auto"/>
+              <w:jc w:val="both"/>
+              <w:rPr>
+                <w:rFonts w:ascii="Times New Roman" w:hAnsi="Times New Roman" w:cs="Times New Roman"/>
+                <w:color w:val="000000" w:themeColor="text1"/>
+                <w:sz w:val="28"/>
+                <w:szCs w:val="28"/>
+              </w:rPr>
+            </w:pPr>
+            <w:r>
+              <w:rPr>
+                <w:rFonts w:ascii="Times New Roman" w:hAnsi="Times New Roman" w:cs="Times New Roman"/>
+                <w:color w:val="000000" w:themeColor="text1"/>
+                <w:sz w:val="28"/>
+                <w:szCs w:val="28"/>
+                <w:lang w:val="en-US"/>
+              </w:rPr>
+              <w:t>W</w:t>
+            </w:r>
+            <w:r>
+              <w:rPr>
+                <w:rFonts w:ascii="Times New Roman" w:hAnsi="Times New Roman" w:cs="Times New Roman"/>
+                <w:color w:val="000000" w:themeColor="text1"/>
+                <w:sz w:val="28"/>
+                <w:szCs w:val="28"/>
+              </w:rPr>
+              <w:t>echat.com</w:t>
+            </w:r>
+          </w:p>
+        </w:tc>
+      </w:tr>
+      <w:tr>
+        <w:tc>
+          <w:tcPr>
+            <w:tcW w:w="2336" w:type="dxa"/>
+          </w:tcPr>
+          <w:p>
+            <w:pPr>
+              <w:spacing w:line="360" w:lineRule="auto"/>
+              <w:jc w:val="both"/>
+              <w:rPr>
+                <w:rFonts w:ascii="Times New Roman" w:hAnsi="Times New Roman" w:cs="Times New Roman"/>
+                <w:b/>
+                <w:bCs/>
+                <w:color w:val="000000" w:themeColor="text1"/>
+                <w:sz w:val="28"/>
+                <w:szCs w:val="28"/>
+                <w:lang w:val="en-US"/>
+              </w:rPr>
+            </w:pPr>
+            <w:r>
+              <w:rPr>
+                <w:rFonts w:ascii="Times New Roman" w:hAnsi="Times New Roman" w:cs="Times New Roman"/>
+                <w:b/>
+                <w:bCs/>
+                <w:color w:val="000000" w:themeColor="text1"/>
+                <w:sz w:val="28"/>
+                <w:szCs w:val="28"/>
+                <w:lang w:val="en-US"/>
+              </w:rPr>
+              <w:t>IP</w:t>
+            </w:r>
+          </w:p>
+        </w:tc>
+        <w:tc>
+          <w:tcPr>
+            <w:tcW w:w="2336" w:type="dxa"/>
+          </w:tcPr>
+          <w:p>
+            <w:pPr>
+              <w:spacing w:line="360" w:lineRule="auto"/>
+              <w:jc w:val="both"/>
+              <w:rPr>
+                <w:rFonts w:ascii="Times New Roman" w:hAnsi="Times New Roman" w:cs="Times New Roman"/>
+                <w:color w:val="000000" w:themeColor="text1"/>
+                <w:sz w:val="28"/>
+                <w:szCs w:val="28"/>
+              </w:rPr>
+            </w:pPr>
+            <w:r>
+              <w:rPr>
+                <w:rFonts w:ascii="Times New Roman" w:hAnsi="Times New Roman" w:cs="Times New Roman"/>
+                <w:color w:val="000000" w:themeColor="text1"/>
+                <w:sz w:val="28"/>
+                <w:szCs w:val="28"/>
+              </w:rPr>
+              <w:t>77.88.44.242</w:t>
+            </w:r>
+          </w:p>
+        </w:tc>
+        <w:tc>
+          <w:tcPr>
+            <w:tcW w:w="2336" w:type="dxa"/>
+          </w:tcPr>
+          <w:p>
+            <w:pPr>
+              <w:spacing w:line="360" w:lineRule="auto"/>
+              <w:jc w:val="both"/>
+              <w:rPr>
+                <w:rFonts w:ascii="Times New Roman" w:hAnsi="Times New Roman" w:cs="Times New Roman"/>
+                <w:color w:val="000000" w:themeColor="text1"/>
+                <w:sz w:val="28"/>
+                <w:szCs w:val="28"/>
+              </w:rPr>
+            </w:pPr>
+            <w:r>
+              <w:rPr>
+                <w:rFonts w:ascii="Times New Roman" w:hAnsi="Times New Roman" w:cs="Times New Roman"/>
+                <w:color w:val="000000" w:themeColor="text1"/>
+                <w:sz w:val="28"/>
+                <w:szCs w:val="28"/>
+              </w:rPr>
+              <w:t>35.186.224.24</w:t>
+            </w:r>
+          </w:p>
+        </w:tc>
+        <w:tc>
+          <w:tcPr>
+            <w:tcW w:w="2336" w:type="dxa"/>
+          </w:tcPr>
+          <w:p>
+            <w:pPr>
+              <w:spacing w:line="360" w:lineRule="auto"/>
+              <w:jc w:val="both"/>
+              <w:rPr>
+                <w:rFonts w:ascii="Times New Roman" w:hAnsi="Times New Roman" w:cs="Times New Roman"/>
+                <w:color w:val="000000" w:themeColor="text1"/>
+                <w:sz w:val="28"/>
+                <w:szCs w:val="28"/>
+              </w:rPr>
+            </w:pPr>
+            <w:r>
+              <w:rPr>
+                <w:rFonts w:ascii="Times New Roman" w:hAnsi="Times New Roman" w:cs="Times New Roman"/>
+                <w:color w:val="000000" w:themeColor="text1"/>
+                <w:sz w:val="28"/>
+                <w:szCs w:val="28"/>
+              </w:rPr>
+              <w:t>43.154.240.170</w:t>
+            </w:r>
+          </w:p>
+        </w:tc>
+      </w:tr>
+      <w:tr>
+        <w:tc>
+          <w:tcPr>
+            <w:tcW w:w="2336" w:type="dxa"/>
+          </w:tcPr>
+          <w:p>
+            <w:pPr>
+              <w:spacing w:line="360" w:lineRule="auto"/>
+              <w:jc w:val="both"/>
+              <w:rPr>
+                <w:rFonts w:ascii="Times New Roman" w:hAnsi="Times New Roman" w:cs="Times New Roman"/>
+                <w:b/>
+                <w:bCs/>
+                <w:color w:val="000000" w:themeColor="text1"/>
+                <w:sz w:val="28"/>
+                <w:szCs w:val="28"/>
+              </w:rPr>
+            </w:pPr>
+            <w:r>
+              <w:rPr>
+                <w:rFonts w:ascii="Times New Roman" w:hAnsi="Times New Roman" w:cs="Times New Roman"/>
+                <w:b/>
+                <w:bCs/>
+                <w:color w:val="000000" w:themeColor="text1"/>
+                <w:sz w:val="28"/>
+                <w:szCs w:val="28"/>
+              </w:rPr>
+              <w:t>Исп-ая утилита</w:t>
+            </w:r>
+          </w:p>
+        </w:tc>
+        <w:tc>
+          <w:tcPr>
+            <w:tcW w:w="2336" w:type="dxa"/>
+          </w:tcPr>
+          <w:p>
+            <w:pPr>
+              <w:spacing w:line="360" w:lineRule="auto"/>
+              <w:jc w:val="both"/>
+              <w:rPr>
+                <w:rFonts w:ascii="Times New Roman" w:hAnsi="Times New Roman" w:cs="Times New Roman"/>
+                <w:color w:val="000000" w:themeColor="text1"/>
+                <w:sz w:val="28"/>
+                <w:szCs w:val="28"/>
+                <w:lang w:val="en-US"/>
+              </w:rPr>
+            </w:pPr>
+            <w:r>
+              <w:rPr>
+                <w:rFonts w:ascii="Times New Roman" w:hAnsi="Times New Roman" w:cs="Times New Roman"/>
+                <w:color w:val="000000" w:themeColor="text1"/>
+                <w:sz w:val="28"/>
+                <w:szCs w:val="28"/>
+                <w:lang w:val="en-US"/>
+              </w:rPr>
+              <w:t>ping</w:t>
+            </w:r>
+          </w:p>
+        </w:tc>
+        <w:tc>
+          <w:tcPr>
+            <w:tcW w:w="2336" w:type="dxa"/>
+          </w:tcPr>
+          <w:p>
+            <w:pPr>
+              <w:spacing w:line="360" w:lineRule="auto"/>
+              <w:jc w:val="both"/>
+              <w:rPr>
+                <w:rFonts w:ascii="Times New Roman" w:hAnsi="Times New Roman" w:cs="Times New Roman"/>
+                <w:color w:val="000000" w:themeColor="text1"/>
+                <w:sz w:val="28"/>
+                <w:szCs w:val="28"/>
+                <w:lang w:val="en-US"/>
+              </w:rPr>
+            </w:pPr>
+            <w:r>
+              <w:rPr>
+                <w:rFonts w:ascii="Times New Roman" w:hAnsi="Times New Roman" w:cs="Times New Roman"/>
+                <w:color w:val="000000" w:themeColor="text1"/>
+                <w:sz w:val="28"/>
+                <w:szCs w:val="28"/>
+                <w:lang w:val="en-US"/>
+              </w:rPr>
+              <w:t>ping</w:t>
+            </w:r>
+          </w:p>
+        </w:tc>
+        <w:tc>
+          <w:tcPr>
+            <w:tcW w:w="2336" w:type="dxa"/>
+          </w:tcPr>
+          <w:p>
+            <w:pPr>
+              <w:spacing w:line="360" w:lineRule="auto"/>
+              <w:jc w:val="both"/>
+              <w:rPr>
+                <w:rFonts w:ascii="Times New Roman" w:hAnsi="Times New Roman" w:cs="Times New Roman"/>
+                <w:color w:val="000000" w:themeColor="text1"/>
+                <w:sz w:val="28"/>
+                <w:szCs w:val="28"/>
+                <w:lang w:val="en-US"/>
+              </w:rPr>
+            </w:pPr>
+            <w:r>
+              <w:rPr>
+                <w:rFonts w:ascii="Times New Roman" w:hAnsi="Times New Roman" w:cs="Times New Roman"/>
+                <w:color w:val="000000" w:themeColor="text1"/>
+                <w:sz w:val="28"/>
+                <w:szCs w:val="28"/>
+                <w:lang w:val="en-US"/>
+              </w:rPr>
+              <w:t>ping</w:t>
+            </w:r>
+          </w:p>
+        </w:tc>
+      </w:tr>
+    </w:tbl>
+    <w:p>
+      <w:pPr>
+        <w:spacing w:line="360" w:lineRule="auto"/>
+        <w:jc w:val="both"/>
+        <w:rPr>
+          <w:rFonts w:ascii="Times New Roman" w:hAnsi="Times New Roman" w:cs="Times New Roman"/>
+          <w:b/>
+          <w:bCs/>
+          <w:color w:val="000000" w:themeColor="text1"/>
+          <w:sz w:val="28"/>
+          <w:szCs w:val="28"/>
+          <w:lang w:val="en-US"/>
+        </w:rPr>
+      </w:pPr>
+    </w:p>
+    <w:p>
+      <w:pPr>
+        <w:spacing w:line="360" w:lineRule="auto"/>
+        <w:jc w:val="both"/>
+        <w:rPr>
+          <w:rFonts w:ascii="Times New Roman" w:hAnsi="Times New Roman" w:cs="Times New Roman"/>
+          <w:b/>
+          <w:bCs/>
+          <w:color w:val="000000" w:themeColor="text1"/>
+          <w:sz w:val="28"/>
+          <w:szCs w:val="28"/>
+          <w:lang w:val="en-US"/>
+        </w:rPr>
+      </w:pPr>
+      <w:r>
+        <w:rPr>
+          <w:rFonts w:ascii="Times New Roman" w:hAnsi="Times New Roman" w:cs="Times New Roman"/>
+          <w:b/>
+          <w:bCs/>
+          <w:color w:val="000000" w:themeColor="text1"/>
+          <w:sz w:val="28"/>
+          <w:szCs w:val="28"/>
+          <w:lang w:val="en-US"/>
+        </w:rPr>
+        <w:drawing>
+          <wp:inline distT="0" distB="0" distL="0" distR="0" wp14:anchorId="638B6BED" wp14:editId="16DF09D0">
+            <wp:extent cx="2905125" cy="2169350"/>
+            <wp:effectExtent l="0" t="0" r="0" b="2540"/>
+            <wp:docPr id="96173303" name="Рисунок 1"/>
+            <wp:cNvGraphicFramePr>
+              <a:graphicFrameLocks xmlns:a="http://schemas.openxmlformats.org/drawingml/2006/main" noChangeAspect="1"/>
+            </wp:cNvGraphicFramePr>
+            <a:graphic xmlns:a="http://schemas.openxmlformats.org/drawingml/2006/main">
+              <a:graphicData uri="http://schemas.openxmlformats.org/drawingml/2006/picture">
+                <pic:pic xmlns:pic="http://schemas.openxmlformats.org/drawingml/2006/picture">
+                  <pic:nvPicPr>
+                    <pic:cNvPr id="96173303" name=""/>
+                    <pic:cNvPicPr/>
+                  </pic:nvPicPr>
+                  <pic:blipFill>
+                    <a:blip r:embed="rId20"/>
+                    <a:stretch>
+                      <a:fillRect/>
+                    </a:stretch>
+                  </pic:blipFill>
+                  <pic:spPr>
+                    <a:xfrm>
+                      <a:off x="0" y="0"/>
+                      <a:ext cx="2910662" cy="2173484"/>
+                    </a:xfrm>
+                    <a:prstGeom prst="rect">
+                      <a:avLst/>
+                    </a:prstGeom>
+                  </pic:spPr>
+                </pic:pic>
+              </a:graphicData>
+            </a:graphic>
+          </wp:inline>
+        </w:drawing>
+      </w:r>
+    </w:p>
+    <w:p>
+      <w:pPr>
+        <w:spacing w:line="360" w:lineRule="auto"/>
+        <w:jc w:val="both"/>
+        <w:rPr>
+          <w:rFonts w:ascii="Times New Roman" w:hAnsi="Times New Roman" w:cs="Times New Roman"/>
+          <w:b/>
+          <w:bCs/>
+          <w:color w:val="000000" w:themeColor="text1"/>
+          <w:sz w:val="28"/>
+          <w:szCs w:val="28"/>
+        </w:rPr>
+      </w:pPr>
+      <w:r>
+        <w:rPr>
+          <w:rFonts w:ascii="Times New Roman" w:hAnsi="Times New Roman" w:cs="Times New Roman"/>
+          <w:b/>
+          <w:bCs/>
+          <w:color w:val="000000" w:themeColor="text1"/>
+          <w:sz w:val="28"/>
+          <w:szCs w:val="28"/>
+          <w:lang w:val="en-US"/>
+        </w:rPr>
+        <w:drawing>
+          <wp:inline distT="0" distB="0" distL="0" distR="0" wp14:anchorId="7002C34C" wp14:editId="381E79D6">
+            <wp:extent cx="2924175" cy="2169550"/>
+            <wp:effectExtent l="0" t="0" r="0" b="2540"/>
+            <wp:docPr id="68107531" name="Рисунок 1"/>
+            <wp:cNvGraphicFramePr>
+              <a:graphicFrameLocks xmlns:a="http://schemas.openxmlformats.org/drawingml/2006/main" noChangeAspect="1"/>
+            </wp:cNvGraphicFramePr>
+            <a:graphic xmlns:a="http://schemas.openxmlformats.org/drawingml/2006/main">
+              <a:graphicData uri="http://schemas.openxmlformats.org/drawingml/2006/picture">
+                <pic:pic xmlns:pic="http://schemas.openxmlformats.org/drawingml/2006/picture">
+                  <pic:nvPicPr>
+                    <pic:cNvPr id="68107531" name=""/>
+                    <pic:cNvPicPr/>
+                  </pic:nvPicPr>
+                  <pic:blipFill>
+                    <a:blip r:embed="rId21"/>
+                    <a:stretch>
+                      <a:fillRect/>
+                    </a:stretch>
+                  </pic:blipFill>
+                  <pic:spPr>
+                    <a:xfrm>
+                      <a:off x="0" y="0"/>
+                      <a:ext cx="2934521" cy="2177226"/>
+                    </a:xfrm>
+                    <a:prstGeom prst="rect">
+                      <a:avLst/>
+                    </a:prstGeom>
+                  </pic:spPr>
+                </pic:pic>
+              </a:graphicData>
+            </a:graphic>
+          </wp:inline>
+        </w:drawing>
+      </w:r>
+    </w:p>
+    <w:p>
+      <w:pPr>
+        <w:spacing w:line="360" w:lineRule="auto"/>
+        <w:jc w:val="both"/>
+        <w:rPr>
+          <w:rFonts w:ascii="Times New Roman" w:hAnsi="Times New Roman" w:cs="Times New Roman"/>
+          <w:b/>
+          <w:bCs/>
+          <w:color w:val="000000" w:themeColor="text1"/>
+          <w:sz w:val="28"/>
+          <w:szCs w:val="28"/>
+        </w:rPr>
+      </w:pPr>
+      <w:r>
+        <w:rPr>
+          <w:rFonts w:ascii="Times New Roman" w:hAnsi="Times New Roman" w:cs="Times New Roman"/>
+          <w:b/>
+          <w:bCs/>
+          <w:color w:val="000000" w:themeColor="text1"/>
+          <w:sz w:val="28"/>
+          <w:szCs w:val="28"/>
+        </w:rPr>
+        <w:drawing>
+          <wp:inline distT="0" distB="0" distL="0" distR="0" wp14:anchorId="1815AE24" wp14:editId="3EBDCD3D">
+            <wp:extent cx="2913033" cy="2114550"/>
+            <wp:effectExtent l="0" t="0" r="1905" b="0"/>
+            <wp:docPr id="617141904" name="Рисунок 1"/>
+            <wp:cNvGraphicFramePr>
+              <a:graphicFrameLocks xmlns:a="http://schemas.openxmlformats.org/drawingml/2006/main" noChangeAspect="1"/>
+            </wp:cNvGraphicFramePr>
+            <a:graphic xmlns:a="http://schemas.openxmlformats.org/drawingml/2006/main">
+              <a:graphicData uri="http://schemas.openxmlformats.org/drawingml/2006/picture">
+                <pic:pic xmlns:pic="http://schemas.openxmlformats.org/drawingml/2006/picture">
+                  <pic:nvPicPr>
+                    <pic:cNvPr id="617141904" name=""/>
+                    <pic:cNvPicPr/>
+                  </pic:nvPicPr>
+                  <pic:blipFill>
+                    <a:blip r:embed="rId22"/>
+                    <a:stretch>
+                      <a:fillRect/>
+                    </a:stretch>
+                  </pic:blipFill>
+                  <pic:spPr>
+                    <a:xfrm>
+                      <a:off x="0" y="0"/>
+                      <a:ext cx="2920921" cy="2120276"/>
+                    </a:xfrm>
+                    <a:prstGeom prst="rect">
+                      <a:avLst/>
+                    </a:prstGeom>
+                  </pic:spPr>
+                </pic:pic>
+              </a:graphicData>
+            </a:graphic>
+          </wp:inline>
+        </w:drawing>
+      </w:r>
+    </w:p>
+    <w:p>
+      <w:pPr>
+        <w:spacing w:line="360" w:lineRule="auto"/>
+        <w:jc w:val="both"/>
+        <w:rPr>
+          <w:rFonts w:ascii="Times New Roman" w:hAnsi="Times New Roman" w:cs="Times New Roman"/>
+          <w:color w:val="000000" w:themeColor="text1"/>
+          <w:sz w:val="28"/>
+          <w:szCs w:val="28"/>
+        </w:rPr>
+      </w:pPr>
+      <w:r>
+        <w:rPr>
+          <w:rFonts w:ascii="Times New Roman" w:hAnsi="Times New Roman" w:cs="Times New Roman"/>
+          <w:color w:val="000000" w:themeColor="text1"/>
+          <w:sz w:val="28"/>
+          <w:szCs w:val="28"/>
+        </w:rPr>
+        <w:t xml:space="preserve">Вывод по задержке: Между </w:t>
+      </w:r>
+      <w:r>
+        <w:rPr>
+          <w:rFonts w:ascii="Times New Roman" w:hAnsi="Times New Roman" w:cs="Times New Roman"/>
+          <w:color w:val="000000" w:themeColor="text1"/>
+          <w:sz w:val="28"/>
+          <w:szCs w:val="28"/>
+        </w:rPr>
+        <w:t>американским и российским</w:t>
+      </w:r>
+      <w:r>
+        <w:rPr>
+          <w:rFonts w:ascii="Times New Roman" w:hAnsi="Times New Roman" w:cs="Times New Roman"/>
+          <w:color w:val="000000" w:themeColor="text1"/>
+          <w:sz w:val="28"/>
+          <w:szCs w:val="28"/>
+        </w:rPr>
+        <w:t xml:space="preserve"> интернет ресурсом я думаю причина логична это физическое расстояние между ними. На счет </w:t>
+      </w:r>
+      <w:r>
+        <w:rPr>
+          <w:rFonts w:ascii="Times New Roman" w:hAnsi="Times New Roman" w:cs="Times New Roman"/>
+          <w:color w:val="000000" w:themeColor="text1"/>
+          <w:sz w:val="28"/>
+          <w:szCs w:val="28"/>
+        </w:rPr>
+        <w:lastRenderedPageBreak/>
+        <w:t>Китая могу лишь сказать</w:t>
+      </w:r>
+      <w:r>
+        <w:rPr>
+          <w:rFonts w:ascii="Times New Roman" w:hAnsi="Times New Roman" w:cs="Times New Roman"/>
+          <w:color w:val="000000" w:themeColor="text1"/>
+          <w:sz w:val="28"/>
+          <w:szCs w:val="28"/>
+        </w:rPr>
+        <w:t xml:space="preserve">, </w:t>
+      </w:r>
+      <w:r>
+        <w:rPr>
+          <w:rFonts w:ascii="Times New Roman" w:hAnsi="Times New Roman" w:cs="Times New Roman"/>
+          <w:color w:val="000000" w:themeColor="text1"/>
+          <w:sz w:val="28"/>
+          <w:szCs w:val="28"/>
+        </w:rPr>
+        <w:t>что виноват их «Великий Китайский Файрвол» (про него даже мемчики есть).</w:t>
+      </w:r>
+      <w:r>
+        <w:rPr>
+          <w:rFonts w:ascii="Times New Roman" w:hAnsi="Times New Roman" w:cs="Times New Roman"/>
+          <w:color w:val="000000" w:themeColor="text1"/>
+          <w:sz w:val="28"/>
+          <w:szCs w:val="28"/>
+        </w:rPr>
+        <w:br w:type="page"/>
+      </w:r>
+    </w:p>
+    <w:p>
+      <w:pPr>
+        <w:spacing w:line="360" w:lineRule="auto"/>
+        <w:jc w:val="both"/>
+        <w:rPr>
+          <w:rFonts w:ascii="Times New Roman" w:hAnsi="Times New Roman" w:cs="Times New Roman"/>
+          <w:b/>
+          <w:bCs/>
+          <w:color w:val="000000" w:themeColor="text1"/>
+          <w:sz w:val="28"/>
+          <w:szCs w:val="28"/>
+        </w:rPr>
+      </w:pPr>
+      <w:r>
+        <w:rPr>
+          <w:rFonts w:ascii="Times New Roman" w:hAnsi="Times New Roman" w:cs="Times New Roman"/>
+          <w:b/>
+          <w:bCs/>
+          <w:color w:val="000000" w:themeColor="text1"/>
+          <w:sz w:val="28"/>
+          <w:szCs w:val="28"/>
+        </w:rPr>
+        <w:lastRenderedPageBreak/>
+        <w:t>Задание 7</w:t>
+      </w:r>
+    </w:p>
+    <w:p>
+      <w:pPr>
+        <w:spacing w:line="360" w:lineRule="auto"/>
+        <w:jc w:val="both"/>
+        <w:rPr>
+          <w:rFonts w:ascii="Times New Roman" w:hAnsi="Times New Roman" w:cs="Times New Roman"/>
+          <w:b/>
+          <w:bCs/>
+          <w:color w:val="000000" w:themeColor="text1"/>
+          <w:sz w:val="28"/>
+          <w:szCs w:val="28"/>
+        </w:rPr>
+      </w:pPr>
+      <w:r>
+        <w:rPr>
+          <w:rFonts w:ascii="Times New Roman" w:hAnsi="Times New Roman" w:cs="Times New Roman"/>
+          <w:b/>
+          <w:bCs/>
+          <w:color w:val="000000" w:themeColor="text1"/>
+          <w:sz w:val="28"/>
+          <w:szCs w:val="28"/>
+        </w:rPr>
+        <w:drawing>
+          <wp:inline distT="0" distB="0" distL="0" distR="0" wp14:anchorId="2B33F15E" wp14:editId="11E8472B">
+            <wp:extent cx="4236578" cy="3419475"/>
+            <wp:effectExtent l="0" t="0" r="0" b="0"/>
+            <wp:docPr id="1110950478" name="Рисунок 1"/>
+            <wp:cNvGraphicFramePr>
+              <a:graphicFrameLocks xmlns:a="http://schemas.openxmlformats.org/drawingml/2006/main" noChangeAspect="1"/>
+            </wp:cNvGraphicFramePr>
+            <a:graphic xmlns:a="http://schemas.openxmlformats.org/drawingml/2006/main">
+              <a:graphicData uri="http://schemas.openxmlformats.org/drawingml/2006/picture">
+                <pic:pic xmlns:pic="http://schemas.openxmlformats.org/drawingml/2006/picture">
+                  <pic:nvPicPr>
+                    <pic:cNvPr id="1110950478" name=""/>
+                    <pic:cNvPicPr/>
+                  </pic:nvPicPr>
+                  <pic:blipFill>
+                    <a:blip r:embed="rId23"/>
+                    <a:stretch>
+                      <a:fillRect/>
+                    </a:stretch>
+                  </pic:blipFill>
+                  <pic:spPr>
+                    <a:xfrm>
+                      <a:off x="0" y="0"/>
+                      <a:ext cx="4241656" cy="3423573"/>
+                    </a:xfrm>
+                    <a:prstGeom prst="rect">
+                      <a:avLst/>
+                    </a:prstGeom>
+                  </pic:spPr>
+                </pic:pic>
+              </a:graphicData>
+            </a:graphic>
+          </wp:inline>
+        </w:drawing>
+      </w:r>
+    </w:p>
+    <w:p>
+      <w:pPr>
+        <w:spacing w:line="360" w:lineRule="auto"/>
+        <w:jc w:val="both"/>
+        <w:rPr>
+          <w:rFonts w:ascii="Times New Roman" w:hAnsi="Times New Roman" w:cs="Times New Roman"/>
+          <w:color w:val="000000" w:themeColor="text1"/>
+          <w:sz w:val="28"/>
+          <w:szCs w:val="28"/>
+        </w:rPr>
+      </w:pPr>
+      <w:r>
+        <w:rPr>
+          <w:rFonts w:ascii="Times New Roman" w:hAnsi="Times New Roman" w:cs="Times New Roman"/>
+          <w:color w:val="000000" w:themeColor="text1"/>
+          <w:sz w:val="28"/>
+          <w:szCs w:val="28"/>
+          <w:lang w:val="en-US"/>
+        </w:rPr>
+        <w:t>MTU = 1472 + 20 + 8 = 1500</w:t>
+      </w:r>
+      <w:r>
+        <w:rPr>
+          <w:rFonts w:ascii="Times New Roman" w:hAnsi="Times New Roman" w:cs="Times New Roman"/>
+          <w:color w:val="000000" w:themeColor="text1"/>
+          <w:sz w:val="28"/>
+          <w:szCs w:val="28"/>
+        </w:rPr>
+        <w:t xml:space="preserve"> (по</w:t>
+      </w:r>
+      <w:r>
+        <w:rPr>
+          <w:rFonts w:ascii="Times New Roman" w:hAnsi="Times New Roman" w:cs="Times New Roman"/>
+          <w:color w:val="000000" w:themeColor="text1"/>
+          <w:sz w:val="28"/>
+          <w:szCs w:val="28"/>
+        </w:rPr>
+        <w:t xml:space="preserve"> </w:t>
+      </w:r>
+      <w:r>
+        <w:rPr>
+          <w:rFonts w:ascii="Times New Roman" w:hAnsi="Times New Roman" w:cs="Times New Roman"/>
+          <w:color w:val="000000" w:themeColor="text1"/>
+          <w:sz w:val="28"/>
+          <w:szCs w:val="28"/>
+        </w:rPr>
+        <w:t>умолчанию)</w:t>
+      </w:r>
+    </w:p>
+    <w:p>
+      <w:pPr>
+        <w:spacing w:line="360" w:lineRule="auto"/>
+        <w:jc w:val="both"/>
+        <w:rPr>
+          <w:rFonts w:ascii="Times New Roman" w:hAnsi="Times New Roman" w:cs="Times New Roman"/>
+          <w:color w:val="000000" w:themeColor="text1"/>
+          <w:sz w:val="28"/>
+          <w:szCs w:val="28"/>
+        </w:rPr>
+      </w:pPr>
+      <w:r>
+        <w:rPr>
+          <w:rFonts w:ascii="Times New Roman" w:hAnsi="Times New Roman" w:cs="Times New Roman"/>
+          <w:color w:val="000000" w:themeColor="text1"/>
+          <w:sz w:val="28"/>
+          <w:szCs w:val="28"/>
+        </w:rPr>
+        <w:t>Но почему у меня не проходит</w:t>
+      </w:r>
+      <w:r>
+        <w:rPr>
+          <w:rFonts w:ascii="Times New Roman" w:hAnsi="Times New Roman" w:cs="Times New Roman"/>
+          <w:color w:val="000000" w:themeColor="text1"/>
+          <w:sz w:val="28"/>
+          <w:szCs w:val="28"/>
+        </w:rPr>
+        <w:t xml:space="preserve">, </w:t>
+      </w:r>
+      <w:r>
+        <w:rPr>
+          <w:rFonts w:ascii="Times New Roman" w:hAnsi="Times New Roman" w:cs="Times New Roman"/>
+          <w:color w:val="000000" w:themeColor="text1"/>
+          <w:sz w:val="28"/>
+          <w:szCs w:val="28"/>
+        </w:rPr>
+        <w:t>хотя до шлюза все ок с 1472. ВПН и прочие обходы выключены. Видимо откуда то появляются лишние заголовки</w:t>
+      </w:r>
+      <w:r>
+        <w:rPr>
+          <w:rFonts w:ascii="Times New Roman" w:hAnsi="Times New Roman" w:cs="Times New Roman"/>
+          <w:color w:val="000000" w:themeColor="text1"/>
+          <w:sz w:val="28"/>
+          <w:szCs w:val="28"/>
+        </w:rPr>
+        <w:t xml:space="preserve">, </w:t>
+      </w:r>
+      <w:r>
+        <w:rPr>
+          <w:rFonts w:ascii="Times New Roman" w:hAnsi="Times New Roman" w:cs="Times New Roman"/>
+          <w:color w:val="000000" w:themeColor="text1"/>
+          <w:sz w:val="28"/>
+          <w:szCs w:val="28"/>
+        </w:rPr>
+        <w:t>что без ВПН очень странно.</w:t>
+      </w:r>
+    </w:p>
+    <w:p>
+      <w:pPr>
+        <w:spacing w:line="360" w:lineRule="auto"/>
+        <w:jc w:val="both"/>
+        <w:rPr>
+          <w:rFonts w:ascii="Times New Roman" w:hAnsi="Times New Roman" w:cs="Times New Roman"/>
+          <w:b/>
+          <w:bCs/>
+          <w:color w:val="000000" w:themeColor="text1"/>
+          <w:sz w:val="28"/>
+          <w:szCs w:val="28"/>
+        </w:rPr>
+      </w:pPr>
+      <w:r>
+        <w:rPr>
+          <w:rFonts w:ascii="Times New Roman" w:hAnsi="Times New Roman" w:cs="Times New Roman"/>
+          <w:b/>
+          <w:bCs/>
+          <w:color w:val="000000" w:themeColor="text1"/>
+          <w:sz w:val="28"/>
+          <w:szCs w:val="28"/>
+        </w:rPr>
+        <w:t xml:space="preserve">Сравнение </w:t>
+      </w:r>
+      <w:r>
+        <w:rPr>
+          <w:rFonts w:ascii="Times New Roman" w:hAnsi="Times New Roman" w:cs="Times New Roman"/>
+          <w:b/>
+          <w:bCs/>
+          <w:color w:val="000000" w:themeColor="text1"/>
+          <w:sz w:val="28"/>
+          <w:szCs w:val="28"/>
+          <w:lang w:val="en-US"/>
+        </w:rPr>
+        <w:t xml:space="preserve">MTU </w:t>
+      </w:r>
+    </w:p>
+    <w:p>
+      <w:pPr>
+        <w:spacing w:line="360" w:lineRule="auto"/>
+        <w:jc w:val="both"/>
+        <w:rPr>
+          <w:rFonts w:ascii="Times New Roman" w:hAnsi="Times New Roman" w:cs="Times New Roman"/>
+          <w:b/>
+          <w:bCs/>
+          <w:color w:val="000000" w:themeColor="text1"/>
+          <w:sz w:val="28"/>
+          <w:szCs w:val="28"/>
+        </w:rPr>
+      </w:pPr>
+      <w:r>
+        <w:rPr>
+          <w:rFonts w:ascii="Times New Roman" w:hAnsi="Times New Roman" w:cs="Times New Roman"/>
+          <w:b/>
+          <w:bCs/>
+          <w:color w:val="000000" w:themeColor="text1"/>
+          <w:sz w:val="28"/>
+          <w:szCs w:val="28"/>
+        </w:rPr>
+        <w:drawing>
+          <wp:inline distT="0" distB="0" distL="0" distR="0" wp14:anchorId="17C5B423" wp14:editId="12733D59">
+            <wp:extent cx="4345305" cy="2286000"/>
+            <wp:effectExtent l="0" t="0" r="0" b="0"/>
+            <wp:docPr id="255282465" name="Рисунок 1"/>
+            <wp:cNvGraphicFramePr>
+              <a:graphicFrameLocks xmlns:a="http://schemas.openxmlformats.org/drawingml/2006/main" noChangeAspect="1"/>
+            </wp:cNvGraphicFramePr>
+            <a:graphic xmlns:a="http://schemas.openxmlformats.org/drawingml/2006/main">
+              <a:graphicData uri="http://schemas.openxmlformats.org/drawingml/2006/picture">
+                <pic:pic xmlns:pic="http://schemas.openxmlformats.org/drawingml/2006/picture">
+                  <pic:nvPicPr>
+                    <pic:cNvPr id="255282465" name=""/>
+                    <pic:cNvPicPr/>
+                  </pic:nvPicPr>
+                  <pic:blipFill>
+                    <a:blip r:embed="rId24"/>
+                    <a:stretch>
+                      <a:fillRect/>
+                    </a:stretch>
+                  </pic:blipFill>
+                  <pic:spPr>
+                    <a:xfrm>
+                      <a:off x="0" y="0"/>
+                      <a:ext cx="4356540" cy="2291911"/>
+                    </a:xfrm>
+                    <a:prstGeom prst="rect">
+                      <a:avLst/>
+                    </a:prstGeom>
+                  </pic:spPr>
+                </pic:pic>
+              </a:graphicData>
+            </a:graphic>
+          </wp:inline>
+        </w:drawing>
+      </w:r>
+    </w:p>
+    <w:p>
+      <w:pPr>
+        <w:spacing w:line="360" w:lineRule="auto"/>
+        <w:jc w:val="both"/>
+        <w:rPr>
+          <w:rFonts w:ascii="Times New Roman" w:hAnsi="Times New Roman" w:cs="Times New Roman"/>
+          <w:color w:val="000000" w:themeColor="text1"/>
+          <w:sz w:val="28"/>
+          <w:szCs w:val="28"/>
+          <w:lang w:val="en-US"/>
+        </w:rPr>
+      </w:pPr>
+      <w:r>
+        <w:rPr>
+          <w:rFonts w:ascii="Times New Roman" w:hAnsi="Times New Roman" w:cs="Times New Roman"/>
+          <w:color w:val="000000" w:themeColor="text1"/>
+          <w:sz w:val="28"/>
+          <w:szCs w:val="28"/>
+        </w:rPr>
+        <w:t>Они одинаковые.</w:t>
+      </w:r>
+      <w:r>
+        <w:rPr>
+          <w:rFonts w:ascii="Times New Roman" w:hAnsi="Times New Roman" w:cs="Times New Roman"/>
+          <w:color w:val="000000" w:themeColor="text1"/>
+          <w:sz w:val="28"/>
+          <w:szCs w:val="28"/>
+          <w:lang w:val="en-US"/>
+        </w:rPr>
+        <w:br w:type="page"/>
+      </w:r>
+    </w:p>
+    <w:p>
+      <w:pPr>
+        <w:spacing w:line="360" w:lineRule="auto"/>
+        <w:jc w:val="both"/>
+        <w:rPr>
+          <w:rFonts w:ascii="Times New Roman" w:hAnsi="Times New Roman" w:cs="Times New Roman"/>
+          <w:b/>
+          <w:bCs/>
+          <w:color w:val="000000" w:themeColor="text1"/>
+          <w:sz w:val="28"/>
+          <w:szCs w:val="28"/>
+        </w:rPr>
+      </w:pPr>
+      <w:r>
+        <w:rPr>
+          <w:rFonts w:ascii="Times New Roman" w:hAnsi="Times New Roman" w:cs="Times New Roman"/>
+          <w:b/>
+          <w:bCs/>
+          <w:color w:val="000000" w:themeColor="text1"/>
+          <w:sz w:val="28"/>
+          <w:szCs w:val="28"/>
+        </w:rPr>
+        <w:lastRenderedPageBreak/>
+        <w:t>Задание 8</w:t>
+      </w:r>
+    </w:p>
+    <w:p>
+      <w:pPr>
+        <w:spacing w:line="360" w:lineRule="auto"/>
+        <w:jc w:val="both"/>
+        <w:rPr>
+          <w:rFonts w:ascii="Times New Roman" w:hAnsi="Times New Roman" w:cs="Times New Roman"/>
+          <w:color w:val="000000" w:themeColor="text1"/>
+          <w:sz w:val="28"/>
+          <w:szCs w:val="28"/>
+        </w:rPr>
+      </w:pPr>
+      <w:r>
+        <w:rPr>
+          <w:rFonts w:ascii="Times New Roman" w:hAnsi="Times New Roman" w:cs="Times New Roman"/>
+          <w:color w:val="000000" w:themeColor="text1"/>
+          <w:sz w:val="28"/>
+          <w:szCs w:val="28"/>
+        </w:rPr>
+        <w:drawing>
+          <wp:inline distT="0" distB="0" distL="0" distR="0" wp14:anchorId="0D726B34" wp14:editId="76741441">
+            <wp:extent cx="4302904" cy="3371850"/>
+            <wp:effectExtent l="0" t="0" r="2540" b="0"/>
+            <wp:docPr id="1944161097" name="Рисунок 1"/>
+            <wp:cNvGraphicFramePr>
+              <a:graphicFrameLocks xmlns:a="http://schemas.openxmlformats.org/drawingml/2006/main" noChangeAspect="1"/>
+            </wp:cNvGraphicFramePr>
+            <a:graphic xmlns:a="http://schemas.openxmlformats.org/drawingml/2006/main">
+              <a:graphicData uri="http://schemas.openxmlformats.org/drawingml/2006/picture">
+                <pic:pic xmlns:pic="http://schemas.openxmlformats.org/drawingml/2006/picture">
+                  <pic:nvPicPr>
+                    <pic:cNvPr id="1944161097" name=""/>
+                    <pic:cNvPicPr/>
+                  </pic:nvPicPr>
+                  <pic:blipFill>
+                    <a:blip r:embed="rId25"/>
+                    <a:stretch>
+                      <a:fillRect/>
+                    </a:stretch>
+                  </pic:blipFill>
+                  <pic:spPr>
+                    <a:xfrm>
+                      <a:off x="0" y="0"/>
+                      <a:ext cx="4314502" cy="3380939"/>
+                    </a:xfrm>
+                    <a:prstGeom prst="rect">
+                      <a:avLst/>
+                    </a:prstGeom>
+                  </pic:spPr>
+                </pic:pic>
+              </a:graphicData>
+            </a:graphic>
+          </wp:inline>
+        </w:drawing>
+      </w:r>
+    </w:p>
+    <w:p>
+      <w:pPr>
+        <w:spacing w:line="360" w:lineRule="auto"/>
+        <w:jc w:val="both"/>
+        <w:rPr>
+          <w:rFonts w:ascii="Times New Roman" w:hAnsi="Times New Roman" w:cs="Times New Roman"/>
+          <w:color w:val="000000" w:themeColor="text1"/>
+          <w:sz w:val="28"/>
+          <w:szCs w:val="28"/>
+        </w:rPr>
+      </w:pPr>
+      <w:r>
+        <w:rPr>
+          <w:rFonts w:ascii="Times New Roman" w:hAnsi="Times New Roman" w:cs="Times New Roman"/>
+          <w:color w:val="000000" w:themeColor="text1"/>
+          <w:sz w:val="28"/>
+          <w:szCs w:val="28"/>
+        </w:rPr>
+        <w:t>2.</w:t>
+      </w:r>
+    </w:p>
+    <w:p>
+      <w:pPr>
+        <w:spacing w:line="360" w:lineRule="auto"/>
+        <w:jc w:val="both"/>
+        <w:rPr>
+          <w:rFonts w:ascii="Times New Roman" w:hAnsi="Times New Roman" w:cs="Times New Roman"/>
+          <w:color w:val="000000" w:themeColor="text1"/>
+          <w:sz w:val="28"/>
+          <w:szCs w:val="28"/>
+        </w:rPr>
+      </w:pPr>
+      <w:r>
+        <w:rPr>
+          <w:rFonts w:ascii="Times New Roman" w:hAnsi="Times New Roman" w:cs="Times New Roman"/>
+          <w:color w:val="000000" w:themeColor="text1"/>
+          <w:sz w:val="28"/>
+          <w:szCs w:val="28"/>
+        </w:rPr>
+        <w:t>Хопы: 9</w:t>
+      </w:r>
+    </w:p>
+    <w:p>
+      <w:pPr>
+        <w:spacing w:line="360" w:lineRule="auto"/>
+        <w:jc w:val="both"/>
+        <w:rPr>
+          <w:rFonts w:ascii="Times New Roman" w:hAnsi="Times New Roman" w:cs="Times New Roman"/>
+          <w:color w:val="000000" w:themeColor="text1"/>
+          <w:sz w:val="28"/>
+          <w:szCs w:val="28"/>
+        </w:rPr>
+      </w:pPr>
+      <w:r>
+        <w:rPr>
+          <w:rFonts w:ascii="Times New Roman" w:hAnsi="Times New Roman" w:cs="Times New Roman"/>
+          <w:color w:val="000000" w:themeColor="text1"/>
+          <w:sz w:val="28"/>
+          <w:szCs w:val="28"/>
+        </w:rPr>
+        <w:t>Наиб задержка: 9</w:t>
+      </w:r>
+    </w:p>
+    <w:p>
+      <w:pPr>
+        <w:spacing w:line="360" w:lineRule="auto"/>
+        <w:jc w:val="both"/>
+        <w:rPr>
+          <w:rFonts w:ascii="Times New Roman" w:hAnsi="Times New Roman" w:cs="Times New Roman"/>
+          <w:color w:val="000000" w:themeColor="text1"/>
+          <w:sz w:val="28"/>
+          <w:szCs w:val="28"/>
+        </w:rPr>
+      </w:pPr>
+      <w:r>
+        <w:rPr>
+          <w:rFonts w:ascii="Times New Roman" w:hAnsi="Times New Roman" w:cs="Times New Roman"/>
+          <w:color w:val="000000" w:themeColor="text1"/>
+          <w:sz w:val="28"/>
+          <w:szCs w:val="28"/>
+        </w:rPr>
+        <w:t xml:space="preserve">Хопы с потерей </w:t>
+      </w:r>
+      <w:r>
+        <w:rPr>
+          <w:rFonts w:ascii="Times New Roman" w:hAnsi="Times New Roman" w:cs="Times New Roman"/>
+          <w:color w:val="000000" w:themeColor="text1"/>
+          <w:sz w:val="28"/>
+          <w:szCs w:val="28"/>
+        </w:rPr>
+        <w:t>&gt;1</w:t>
+      </w:r>
+      <w:r>
+        <w:rPr>
+          <w:rFonts w:ascii="Times New Roman" w:hAnsi="Times New Roman" w:cs="Times New Roman"/>
+          <w:color w:val="000000" w:themeColor="text1"/>
+          <w:sz w:val="28"/>
+          <w:szCs w:val="28"/>
+        </w:rPr>
+        <w:t>%: отсутствуют</w:t>
+      </w:r>
+    </w:p>
+    <w:p>
+      <w:pPr>
+        <w:spacing w:line="360" w:lineRule="auto"/>
+        <w:jc w:val="both"/>
+        <w:rPr>
+          <w:rFonts w:ascii="Times New Roman" w:hAnsi="Times New Roman" w:cs="Times New Roman"/>
+          <w:color w:val="000000" w:themeColor="text1"/>
+          <w:sz w:val="28"/>
+          <w:szCs w:val="28"/>
+        </w:rPr>
+      </w:pPr>
+      <w:r>
+        <w:rPr>
+          <w:rFonts w:ascii="Times New Roman" w:hAnsi="Times New Roman" w:cs="Times New Roman"/>
+          <w:color w:val="000000" w:themeColor="text1"/>
+          <w:sz w:val="28"/>
+          <w:szCs w:val="28"/>
+        </w:rPr>
+        <w:t>4</w:t>
+      </w:r>
+      <w:r>
+        <w:rPr>
+          <w:rFonts w:ascii="Times New Roman" w:hAnsi="Times New Roman" w:cs="Times New Roman"/>
+          <w:color w:val="000000" w:themeColor="text1"/>
+          <w:sz w:val="28"/>
+          <w:szCs w:val="28"/>
+        </w:rPr>
+        <w:t>.</w:t>
+      </w:r>
+    </w:p>
+    <w:p>
+      <w:pPr>
+        <w:spacing w:line="360" w:lineRule="auto"/>
+        <w:jc w:val="both"/>
+        <w:rPr>
+          <w:rFonts w:ascii="Times New Roman" w:hAnsi="Times New Roman" w:cs="Times New Roman"/>
+          <w:color w:val="000000" w:themeColor="text1"/>
+          <w:sz w:val="28"/>
+          <w:szCs w:val="28"/>
+        </w:rPr>
+      </w:pPr>
+      <w:r>
+        <w:rPr>
+          <w:rFonts w:ascii="Times New Roman" w:hAnsi="Times New Roman" w:cs="Times New Roman"/>
+          <w:color w:val="000000" w:themeColor="text1"/>
+          <w:sz w:val="28"/>
+          <w:szCs w:val="28"/>
+        </w:rPr>
+        <w:t xml:space="preserve">А) </w:t>
+      </w:r>
+      <w:r>
+        <w:rPr>
+          <w:rFonts w:ascii="Times New Roman" w:hAnsi="Times New Roman" w:cs="Times New Roman"/>
+          <w:color w:val="000000" w:themeColor="text1"/>
+          <w:sz w:val="28"/>
+          <w:szCs w:val="28"/>
+        </w:rPr>
+        <w:t>НЕТ</w:t>
+      </w:r>
+    </w:p>
+    <w:p>
+      <w:pPr>
+        <w:spacing w:line="360" w:lineRule="auto"/>
+        <w:jc w:val="both"/>
+        <w:rPr>
+          <w:rFonts w:ascii="Times New Roman" w:hAnsi="Times New Roman" w:cs="Times New Roman"/>
+          <w:color w:val="000000" w:themeColor="text1"/>
+          <w:sz w:val="28"/>
+          <w:szCs w:val="28"/>
+        </w:rPr>
+      </w:pPr>
+      <w:r>
+        <w:rPr>
+          <w:rFonts w:ascii="Times New Roman" w:hAnsi="Times New Roman" w:cs="Times New Roman"/>
+          <w:color w:val="000000" w:themeColor="text1"/>
+          <w:sz w:val="28"/>
+          <w:szCs w:val="28"/>
+        </w:rPr>
+        <w:drawing>
+          <wp:inline distT="0" distB="0" distL="0" distR="0" wp14:anchorId="1EB6AD63" wp14:editId="04847ADD">
+            <wp:extent cx="4248150" cy="1924248"/>
+            <wp:effectExtent l="0" t="0" r="0" b="0"/>
+            <wp:docPr id="168885744" name="Рисунок 1"/>
+            <wp:cNvGraphicFramePr>
+              <a:graphicFrameLocks xmlns:a="http://schemas.openxmlformats.org/drawingml/2006/main" noChangeAspect="1"/>
+            </wp:cNvGraphicFramePr>
+            <a:graphic xmlns:a="http://schemas.openxmlformats.org/drawingml/2006/main">
+              <a:graphicData uri="http://schemas.openxmlformats.org/drawingml/2006/picture">
+                <pic:pic xmlns:pic="http://schemas.openxmlformats.org/drawingml/2006/picture">
+                  <pic:nvPicPr>
+                    <pic:cNvPr id="168885744" name=""/>
+                    <pic:cNvPicPr/>
+                  </pic:nvPicPr>
+                  <pic:blipFill>
+                    <a:blip r:embed="rId26"/>
+                    <a:stretch>
+                      <a:fillRect/>
+                    </a:stretch>
+                  </pic:blipFill>
+                  <pic:spPr>
+                    <a:xfrm>
+                      <a:off x="0" y="0"/>
+                      <a:ext cx="4249682" cy="1924942"/>
+                    </a:xfrm>
+                    <a:prstGeom prst="rect">
+                      <a:avLst/>
+                    </a:prstGeom>
+                  </pic:spPr>
+                </pic:pic>
+              </a:graphicData>
+            </a:graphic>
+          </wp:inline>
+        </w:drawing>
+      </w:r>
+    </w:p>
+    <w:p>
+      <w:pPr>
+        <w:spacing w:line="360" w:lineRule="auto"/>
+        <w:jc w:val="both"/>
+        <w:rPr>
+          <w:rFonts w:ascii="Times New Roman" w:hAnsi="Times New Roman" w:cs="Times New Roman"/>
+          <w:color w:val="000000" w:themeColor="text1"/>
+          <w:sz w:val="28"/>
+          <w:szCs w:val="28"/>
+          <w:lang w:val="en-US"/>
+        </w:rPr>
+      </w:pPr>
+      <w:r>
+        <w:rPr>
+          <w:rFonts w:ascii="Times New Roman" w:hAnsi="Times New Roman" w:cs="Times New Roman"/>
+          <w:color w:val="000000" w:themeColor="text1"/>
+          <w:sz w:val="28"/>
+          <w:szCs w:val="28"/>
+        </w:rPr>
+        <w:t xml:space="preserve">Б) </w:t>
+      </w:r>
+      <w:r>
+        <w:rPr>
+          <w:color w:val="000000" w:themeColor="text1"/>
+          <w:sz w:val="28"/>
+          <w:szCs w:val="28"/>
+        </w:rPr>
+        <w:t xml:space="preserve">В tracert </w:t>
+      </w:r>
+      <w:r>
+        <w:rPr>
+          <w:color w:val="000000" w:themeColor="text1"/>
+          <w:sz w:val="28"/>
+          <w:szCs w:val="28"/>
+        </w:rPr>
+        <w:t>*</w:t>
+      </w:r>
+      <w:r>
+        <w:rPr>
+          <w:color w:val="000000" w:themeColor="text1"/>
+          <w:sz w:val="28"/>
+          <w:szCs w:val="28"/>
+        </w:rPr>
+        <w:t xml:space="preserve"> может означать как потерю, так и просто блокировку ICMP-ответов, но не даёт </w:t>
+      </w:r>
+      <w:r>
+        <w:rPr>
+          <w:color w:val="000000" w:themeColor="text1"/>
+          <w:sz w:val="28"/>
+          <w:szCs w:val="28"/>
+        </w:rPr>
+        <w:t>какой то подробной</w:t>
+      </w:r>
+      <w:r>
+        <w:rPr>
+          <w:color w:val="000000" w:themeColor="text1"/>
+          <w:sz w:val="28"/>
+          <w:szCs w:val="28"/>
+        </w:rPr>
+        <w:t xml:space="preserve"> статистики.</w:t>
+      </w:r>
+      <w:r>
+        <w:rPr>
+          <w:color w:val="000000" w:themeColor="text1"/>
+          <w:sz w:val="28"/>
+          <w:szCs w:val="28"/>
+        </w:rPr>
+        <w:t xml:space="preserve"> </w:t>
+      </w:r>
+      <w:r>
+        <w:rPr>
+          <w:rFonts w:ascii="Times New Roman" w:hAnsi="Times New Roman" w:cs="Times New Roman"/>
+          <w:color w:val="000000" w:themeColor="text1"/>
+          <w:sz w:val="28"/>
+          <w:szCs w:val="28"/>
+        </w:rPr>
+        <w:t>Pathping вычисляет минимальную, максимальную и среднюю задержку.</w:t>
+      </w:r>
+    </w:p>
+    <w:p>
+      <w:pPr>
+        <w:spacing w:line="360" w:lineRule="auto"/>
+        <w:jc w:val="both"/>
+        <w:rPr>
+          <w:rFonts w:ascii="Times New Roman" w:hAnsi="Times New Roman" w:cs="Times New Roman"/>
+          <w:color w:val="000000" w:themeColor="text1"/>
+          <w:sz w:val="28"/>
+          <w:szCs w:val="28"/>
+          <w:lang w:val="en-US"/>
+        </w:rPr>
+      </w:pPr>
+      <w:r>
+        <w:rPr>
+          <w:rFonts w:ascii="Times New Roman" w:hAnsi="Times New Roman" w:cs="Times New Roman"/>
+          <w:color w:val="000000" w:themeColor="text1"/>
+          <w:sz w:val="28"/>
+          <w:szCs w:val="28"/>
+          <w:lang w:val="en-US"/>
+        </w:rPr>
+        <w:t>5.</w:t>
+      </w:r>
+    </w:p>
+    <w:p>
+      <w:pPr>
+        <w:spacing w:line="360" w:lineRule="auto"/>
+        <w:jc w:val="both"/>
+        <w:rPr>
+          <w:color w:val="000000" w:themeColor="text1"/>
+          <w:sz w:val="28"/>
+          <w:szCs w:val="28"/>
+          <w:lang w:val="en-US"/>
+        </w:rPr>
+      </w:pPr>
+      <w:r>
+        <w:rPr>
+          <w:color w:val="000000" w:themeColor="text1"/>
+          <w:sz w:val="28"/>
+          <w:szCs w:val="28"/>
+          <w:lang w:val="en-US"/>
+        </w:rPr>
+        <w:lastRenderedPageBreak/>
+        <w:drawing>
+          <wp:inline distT="0" distB="0" distL="0" distR="0" wp14:anchorId="04BB486C" wp14:editId="37E6EF62">
+            <wp:extent cx="4810125" cy="3151213"/>
+            <wp:effectExtent l="0" t="0" r="0" b="0"/>
+            <wp:docPr id="1601066840" name="Рисунок 1"/>
+            <wp:cNvGraphicFramePr>
+              <a:graphicFrameLocks xmlns:a="http://schemas.openxmlformats.org/drawingml/2006/main" noChangeAspect="1"/>
+            </wp:cNvGraphicFramePr>
+            <a:graphic xmlns:a="http://schemas.openxmlformats.org/drawingml/2006/main">
+              <a:graphicData uri="http://schemas.openxmlformats.org/drawingml/2006/picture">
+                <pic:pic xmlns:pic="http://schemas.openxmlformats.org/drawingml/2006/picture">
+                  <pic:nvPicPr>
+                    <pic:cNvPr id="1601066840" name=""/>
+                    <pic:cNvPicPr/>
+                  </pic:nvPicPr>
+                  <pic:blipFill>
+                    <a:blip r:embed="rId27"/>
+                    <a:stretch>
+                      <a:fillRect/>
+                    </a:stretch>
+                  </pic:blipFill>
+                  <pic:spPr>
+                    <a:xfrm>
+                      <a:off x="0" y="0"/>
+                      <a:ext cx="4816277" cy="3155243"/>
+                    </a:xfrm>
+                    <a:prstGeom prst="rect">
+                      <a:avLst/>
+                    </a:prstGeom>
+                  </pic:spPr>
+                </pic:pic>
+              </a:graphicData>
+            </a:graphic>
+          </wp:inline>
+        </w:drawing>
+      </w:r>
+    </w:p>
+    <w:p>
+      <w:pPr>
+        <w:spacing w:line="360" w:lineRule="auto"/>
+        <w:jc w:val="both"/>
+        <w:rPr>
+          <w:color w:val="000000" w:themeColor="text1"/>
+          <w:sz w:val="28"/>
+          <w:szCs w:val="28"/>
+          <w:lang w:val="en-US"/>
+        </w:rPr>
+      </w:pPr>
+      <w:r>
+        <w:rPr>
+          <w:color w:val="000000" w:themeColor="text1"/>
+          <w:sz w:val="28"/>
+          <w:szCs w:val="28"/>
+          <w:lang w:val="en-US"/>
+        </w:rPr>
+        <w:t>6.</w:t>
+      </w:r>
+    </w:p>
+    <w:p>
+      <w:pPr>
+        <w:spacing w:line="360" w:lineRule="auto"/>
+        <w:jc w:val="both"/>
+        <w:rPr>
+          <w:color w:val="000000" w:themeColor="text1"/>
+          <w:sz w:val="28"/>
+          <w:szCs w:val="28"/>
+        </w:rPr>
+      </w:pPr>
+      <w:r>
+        <w:rPr>
+          <w:color w:val="000000" w:themeColor="text1"/>
+          <w:sz w:val="28"/>
+          <w:szCs w:val="28"/>
+        </w:rPr>
+        <w:t>А) НЕТ</w:t>
+      </w:r>
+    </w:p>
+    <w:p>
+      <w:pPr>
+        <w:spacing w:line="360" w:lineRule="auto"/>
+        <w:jc w:val="both"/>
+        <w:rPr>
+          <w:color w:val="000000" w:themeColor="text1"/>
+          <w:sz w:val="28"/>
+          <w:szCs w:val="28"/>
+        </w:rPr>
+      </w:pPr>
+      <w:r>
+        <w:rPr>
+          <w:color w:val="000000" w:themeColor="text1"/>
+          <w:sz w:val="28"/>
+          <w:szCs w:val="28"/>
+        </w:rPr>
+        <w:t>Б) До узла</w:t>
+      </w:r>
+    </w:p>
+    <w:p>
+      <w:pPr>
+        <w:spacing w:line="360" w:lineRule="auto"/>
+        <w:jc w:val="both"/>
+        <w:rPr>
+          <w:color w:val="000000" w:themeColor="text1"/>
+          <w:sz w:val="28"/>
+          <w:szCs w:val="28"/>
+        </w:rPr>
+      </w:pPr>
+      <w:r>
+        <w:rPr>
+          <w:color w:val="000000" w:themeColor="text1"/>
+          <w:sz w:val="28"/>
+          <w:szCs w:val="28"/>
+        </w:rPr>
+        <w:t xml:space="preserve">В) </w:t>
+      </w:r>
+      <w:r>
+        <w:rPr>
+          <w:rFonts w:ascii="Times New Roman" w:hAnsi="Times New Roman" w:cs="Times New Roman"/>
+          <w:color w:val="000000" w:themeColor="text1"/>
+          <w:sz w:val="28"/>
+          <w:szCs w:val="28"/>
+        </w:rPr>
+        <w:t>Pathping вычисляет минимальную, максимальную и среднюю задержку</w:t>
+      </w:r>
+      <w:r>
+        <w:rPr>
+          <w:rFonts w:ascii="Times New Roman" w:hAnsi="Times New Roman" w:cs="Times New Roman"/>
+          <w:color w:val="000000" w:themeColor="text1"/>
+          <w:sz w:val="28"/>
+          <w:szCs w:val="28"/>
+        </w:rPr>
+        <w:t xml:space="preserve">, </w:t>
+      </w:r>
+      <w:r>
+        <w:rPr>
+          <w:rFonts w:ascii="Times New Roman" w:hAnsi="Times New Roman" w:cs="Times New Roman"/>
+          <w:color w:val="000000" w:themeColor="text1"/>
+          <w:sz w:val="28"/>
+          <w:szCs w:val="28"/>
+        </w:rPr>
+        <w:t>а не просто прокладывает маршрут.</w:t>
+      </w:r>
     </w:p>
     <w:sectPr>
       <w:pgSz w:w="11906" w:h="16838"/>
@@ -5113,7 +6765,6 @@
   <w:style w:type="character" w:default="1" w:styleId="a0">
     <w:name w:val="Default Paragraph Font"/>
     <w:uiPriority w:val="1"/>
-    <w:semiHidden/>
     <w:unhideWhenUsed/>
   </w:style>
   <w:style w:type="table" w:default="1" w:styleId="a1">
